--- a/Documents/Plant/plant.docx
+++ b/Documents/Plant/plant.docx
@@ -82,6 +82,7 @@
     </w:p>
     <w:p>
       <w:pPr>
+        <w:keepNext/>
         <w:jc w:val="center"/>
         <w:pBdr>
           <w:top w:val="single" w:sz="4" w:space="40" w:color="808080"/>
@@ -143,6 +144,7 @@
     </w:p>
     <w:p>
       <w:pPr>
+        <w:keepNext/>
         <w:jc w:val="center"/>
         <w:pBdr>
           <w:top w:val="single" w:sz="4" w:space="40" w:color="808080"/>
@@ -691,7 +693,7 @@
       <w:tr>
         <w:tc>
           <w:tcPr>
-            <w:tcW w:type="dxa" w:w="840"/>
+            <w:tcW w:type="dxa" w:w="963"/>
           </w:tcPr>
           <w:p>
             <w:pPr>
@@ -710,7 +712,7 @@
         </w:tc>
         <w:tc>
           <w:tcPr>
-            <w:tcW w:type="dxa" w:w="1512"/>
+            <w:tcW w:type="dxa" w:w="1445"/>
           </w:tcPr>
           <w:p>
             <w:pPr>
@@ -729,7 +731,7 @@
         </w:tc>
         <w:tc>
           <w:tcPr>
-            <w:tcW w:type="dxa" w:w="756"/>
+            <w:tcW w:type="dxa" w:w="963"/>
           </w:tcPr>
           <w:p>
             <w:pPr>
@@ -748,7 +750,7 @@
         </w:tc>
         <w:tc>
           <w:tcPr>
-            <w:tcW w:type="dxa" w:w="3780"/>
+            <w:tcW w:type="dxa" w:w="3612"/>
           </w:tcPr>
           <w:p>
             <w:pPr>
@@ -767,7 +769,7 @@
         </w:tc>
         <w:tc>
           <w:tcPr>
-            <w:tcW w:type="dxa" w:w="2184"/>
+            <w:tcW w:type="dxa" w:w="2087"/>
           </w:tcPr>
           <w:p>
             <w:pPr>
@@ -788,7 +790,7 @@
       <w:tr>
         <w:tc>
           <w:tcPr>
-            <w:tcW w:type="dxa" w:w="840"/>
+            <w:tcW w:type="dxa" w:w="963"/>
           </w:tcPr>
           <w:p>
             <w:pPr>
@@ -815,7 +817,7 @@
         </w:tc>
         <w:tc>
           <w:tcPr>
-            <w:tcW w:type="dxa" w:w="1512"/>
+            <w:tcW w:type="dxa" w:w="1445"/>
           </w:tcPr>
           <w:p>
             <w:pPr>
@@ -834,7 +836,7 @@
         </w:tc>
         <w:tc>
           <w:tcPr>
-            <w:tcW w:type="dxa" w:w="756"/>
+            <w:tcW w:type="dxa" w:w="963"/>
           </w:tcPr>
           <w:p>
             <w:pPr>
@@ -853,7 +855,7 @@
         </w:tc>
         <w:tc>
           <w:tcPr>
-            <w:tcW w:type="dxa" w:w="3780"/>
+            <w:tcW w:type="dxa" w:w="3612"/>
           </w:tcPr>
           <w:p>
             <w:pPr>
@@ -872,7 +874,7 @@
         </w:tc>
         <w:tc>
           <w:tcPr>
-            <w:tcW w:type="dxa" w:w="2184"/>
+            <w:tcW w:type="dxa" w:w="2087"/>
           </w:tcPr>
           <w:p>
             <w:pPr>
@@ -893,7 +895,7 @@
       <w:tr>
         <w:tc>
           <w:tcPr>
-            <w:tcW w:type="dxa" w:w="840"/>
+            <w:tcW w:type="dxa" w:w="963"/>
           </w:tcPr>
           <w:p>
             <w:pPr>
@@ -927,7 +929,7 @@
         </w:tc>
         <w:tc>
           <w:tcPr>
-            <w:tcW w:type="dxa" w:w="1512"/>
+            <w:tcW w:type="dxa" w:w="1445"/>
           </w:tcPr>
           <w:p>
             <w:pPr>
@@ -946,7 +948,7 @@
         </w:tc>
         <w:tc>
           <w:tcPr>
-            <w:tcW w:type="dxa" w:w="756"/>
+            <w:tcW w:type="dxa" w:w="963"/>
           </w:tcPr>
           <w:p>
             <w:pPr>
@@ -965,7 +967,7 @@
         </w:tc>
         <w:tc>
           <w:tcPr>
-            <w:tcW w:type="dxa" w:w="3780"/>
+            <w:tcW w:type="dxa" w:w="3612"/>
           </w:tcPr>
           <w:p>
             <w:pPr>
@@ -984,7 +986,7 @@
         </w:tc>
         <w:tc>
           <w:tcPr>
-            <w:tcW w:type="dxa" w:w="2184"/>
+            <w:tcW w:type="dxa" w:w="2087"/>
           </w:tcPr>
           <w:p>
             <w:pPr>
@@ -1005,7 +1007,7 @@
       <w:tr>
         <w:tc>
           <w:tcPr>
-            <w:tcW w:type="dxa" w:w="840"/>
+            <w:tcW w:type="dxa" w:w="963"/>
           </w:tcPr>
           <w:p>
             <w:pPr>
@@ -1020,7 +1022,7 @@
         </w:tc>
         <w:tc>
           <w:tcPr>
-            <w:tcW w:type="dxa" w:w="1512"/>
+            <w:tcW w:type="dxa" w:w="1445"/>
           </w:tcPr>
           <w:p>
             <w:pPr>
@@ -1039,7 +1041,7 @@
         </w:tc>
         <w:tc>
           <w:tcPr>
-            <w:tcW w:type="dxa" w:w="756"/>
+            <w:tcW w:type="dxa" w:w="963"/>
           </w:tcPr>
           <w:p>
             <w:pPr>
@@ -1058,7 +1060,7 @@
         </w:tc>
         <w:tc>
           <w:tcPr>
-            <w:tcW w:type="dxa" w:w="3780"/>
+            <w:tcW w:type="dxa" w:w="3612"/>
           </w:tcPr>
           <w:p>
             <w:pPr>
@@ -1077,7 +1079,7 @@
         </w:tc>
         <w:tc>
           <w:tcPr>
-            <w:tcW w:type="dxa" w:w="2184"/>
+            <w:tcW w:type="dxa" w:w="2087"/>
           </w:tcPr>
           <w:p>
             <w:pPr>
@@ -1098,7 +1100,7 @@
       <w:tr>
         <w:tc>
           <w:tcPr>
-            <w:tcW w:type="dxa" w:w="840"/>
+            <w:tcW w:type="dxa" w:w="963"/>
           </w:tcPr>
           <w:p>
             <w:pPr>
@@ -1113,7 +1115,7 @@
         </w:tc>
         <w:tc>
           <w:tcPr>
-            <w:tcW w:type="dxa" w:w="1512"/>
+            <w:tcW w:type="dxa" w:w="1445"/>
           </w:tcPr>
           <w:p>
             <w:pPr>
@@ -1132,7 +1134,7 @@
         </w:tc>
         <w:tc>
           <w:tcPr>
-            <w:tcW w:type="dxa" w:w="756"/>
+            <w:tcW w:type="dxa" w:w="963"/>
           </w:tcPr>
           <w:p>
             <w:pPr>
@@ -1151,7 +1153,7 @@
         </w:tc>
         <w:tc>
           <w:tcPr>
-            <w:tcW w:type="dxa" w:w="3780"/>
+            <w:tcW w:type="dxa" w:w="3612"/>
           </w:tcPr>
           <w:p>
             <w:pPr>
@@ -1170,7 +1172,7 @@
         </w:tc>
         <w:tc>
           <w:tcPr>
-            <w:tcW w:type="dxa" w:w="2184"/>
+            <w:tcW w:type="dxa" w:w="2087"/>
           </w:tcPr>
           <w:p>
             <w:pPr>
@@ -1191,7 +1193,7 @@
       <w:tr>
         <w:tc>
           <w:tcPr>
-            <w:tcW w:type="dxa" w:w="840"/>
+            <w:tcW w:type="dxa" w:w="963"/>
           </w:tcPr>
           <w:p>
             <w:pPr>
@@ -1215,7 +1217,7 @@
         </w:tc>
         <w:tc>
           <w:tcPr>
-            <w:tcW w:type="dxa" w:w="1512"/>
+            <w:tcW w:type="dxa" w:w="1445"/>
           </w:tcPr>
           <w:p>
             <w:pPr>
@@ -1234,7 +1236,7 @@
         </w:tc>
         <w:tc>
           <w:tcPr>
-            <w:tcW w:type="dxa" w:w="756"/>
+            <w:tcW w:type="dxa" w:w="963"/>
           </w:tcPr>
           <w:p>
             <w:pPr>
@@ -1253,7 +1255,7 @@
         </w:tc>
         <w:tc>
           <w:tcPr>
-            <w:tcW w:type="dxa" w:w="3780"/>
+            <w:tcW w:type="dxa" w:w="3612"/>
           </w:tcPr>
           <w:p>
             <w:pPr>
@@ -1272,7 +1274,7 @@
         </w:tc>
         <w:tc>
           <w:tcPr>
-            <w:tcW w:type="dxa" w:w="2184"/>
+            <w:tcW w:type="dxa" w:w="2087"/>
           </w:tcPr>
           <w:p>
             <w:pPr>
@@ -1293,7 +1295,7 @@
       <w:tr>
         <w:tc>
           <w:tcPr>
-            <w:tcW w:type="dxa" w:w="840"/>
+            <w:tcW w:type="dxa" w:w="963"/>
           </w:tcPr>
           <w:p>
             <w:pPr>
@@ -1320,7 +1322,7 @@
         </w:tc>
         <w:tc>
           <w:tcPr>
-            <w:tcW w:type="dxa" w:w="1512"/>
+            <w:tcW w:type="dxa" w:w="1445"/>
           </w:tcPr>
           <w:p>
             <w:pPr>
@@ -1339,7 +1341,7 @@
         </w:tc>
         <w:tc>
           <w:tcPr>
-            <w:tcW w:type="dxa" w:w="756"/>
+            <w:tcW w:type="dxa" w:w="963"/>
           </w:tcPr>
           <w:p>
             <w:pPr>
@@ -1358,7 +1360,7 @@
         </w:tc>
         <w:tc>
           <w:tcPr>
-            <w:tcW w:type="dxa" w:w="3780"/>
+            <w:tcW w:type="dxa" w:w="3612"/>
           </w:tcPr>
           <w:p>
             <w:pPr>
@@ -1377,7 +1379,7 @@
         </w:tc>
         <w:tc>
           <w:tcPr>
-            <w:tcW w:type="dxa" w:w="2184"/>
+            <w:tcW w:type="dxa" w:w="2087"/>
           </w:tcPr>
           <w:p>
             <w:pPr>
@@ -1398,7 +1400,7 @@
       <w:tr>
         <w:tc>
           <w:tcPr>
-            <w:tcW w:type="dxa" w:w="840"/>
+            <w:tcW w:type="dxa" w:w="963"/>
           </w:tcPr>
           <w:p>
             <w:pPr>
@@ -1413,7 +1415,7 @@
         </w:tc>
         <w:tc>
           <w:tcPr>
-            <w:tcW w:type="dxa" w:w="1512"/>
+            <w:tcW w:type="dxa" w:w="1445"/>
           </w:tcPr>
           <w:p>
             <w:pPr>
@@ -1432,7 +1434,7 @@
         </w:tc>
         <w:tc>
           <w:tcPr>
-            <w:tcW w:type="dxa" w:w="756"/>
+            <w:tcW w:type="dxa" w:w="963"/>
           </w:tcPr>
           <w:p>
             <w:pPr>
@@ -1451,7 +1453,7 @@
         </w:tc>
         <w:tc>
           <w:tcPr>
-            <w:tcW w:type="dxa" w:w="3780"/>
+            <w:tcW w:type="dxa" w:w="3612"/>
           </w:tcPr>
           <w:p>
             <w:pPr>
@@ -1470,7 +1472,7 @@
         </w:tc>
         <w:tc>
           <w:tcPr>
-            <w:tcW w:type="dxa" w:w="2184"/>
+            <w:tcW w:type="dxa" w:w="2087"/>
           </w:tcPr>
           <w:p>
             <w:pPr>
@@ -1491,7 +1493,7 @@
       <w:tr>
         <w:tc>
           <w:tcPr>
-            <w:tcW w:type="dxa" w:w="840"/>
+            <w:tcW w:type="dxa" w:w="963"/>
           </w:tcPr>
           <w:p>
             <w:pPr>
@@ -1506,7 +1508,7 @@
         </w:tc>
         <w:tc>
           <w:tcPr>
-            <w:tcW w:type="dxa" w:w="1512"/>
+            <w:tcW w:type="dxa" w:w="1445"/>
           </w:tcPr>
           <w:p>
             <w:pPr>
@@ -1525,7 +1527,7 @@
         </w:tc>
         <w:tc>
           <w:tcPr>
-            <w:tcW w:type="dxa" w:w="756"/>
+            <w:tcW w:type="dxa" w:w="963"/>
           </w:tcPr>
           <w:p>
             <w:pPr>
@@ -1544,7 +1546,7 @@
         </w:tc>
         <w:tc>
           <w:tcPr>
-            <w:tcW w:type="dxa" w:w="3780"/>
+            <w:tcW w:type="dxa" w:w="3612"/>
           </w:tcPr>
           <w:p>
             <w:pPr>
@@ -1563,7 +1565,7 @@
         </w:tc>
         <w:tc>
           <w:tcPr>
-            <w:tcW w:type="dxa" w:w="2184"/>
+            <w:tcW w:type="dxa" w:w="2087"/>
           </w:tcPr>
           <w:p>
             <w:pPr>
@@ -1584,7 +1586,7 @@
       <w:tr>
         <w:tc>
           <w:tcPr>
-            <w:tcW w:type="dxa" w:w="840"/>
+            <w:tcW w:type="dxa" w:w="963"/>
           </w:tcPr>
           <w:p>
             <w:pPr>
@@ -1608,7 +1610,7 @@
         </w:tc>
         <w:tc>
           <w:tcPr>
-            <w:tcW w:type="dxa" w:w="1512"/>
+            <w:tcW w:type="dxa" w:w="1445"/>
           </w:tcPr>
           <w:p>
             <w:pPr>
@@ -1627,7 +1629,7 @@
         </w:tc>
         <w:tc>
           <w:tcPr>
-            <w:tcW w:type="dxa" w:w="756"/>
+            <w:tcW w:type="dxa" w:w="963"/>
           </w:tcPr>
           <w:p>
             <w:pPr>
@@ -1646,7 +1648,7 @@
         </w:tc>
         <w:tc>
           <w:tcPr>
-            <w:tcW w:type="dxa" w:w="3780"/>
+            <w:tcW w:type="dxa" w:w="3612"/>
           </w:tcPr>
           <w:p>
             <w:pPr>
@@ -1665,7 +1667,7 @@
         </w:tc>
         <w:tc>
           <w:tcPr>
-            <w:tcW w:type="dxa" w:w="2184"/>
+            <w:tcW w:type="dxa" w:w="2087"/>
           </w:tcPr>
           <w:p>
             <w:pPr>
@@ -1686,7 +1688,7 @@
       <w:tr>
         <w:tc>
           <w:tcPr>
-            <w:tcW w:type="dxa" w:w="840"/>
+            <w:tcW w:type="dxa" w:w="963"/>
           </w:tcPr>
           <w:p>
             <w:pPr>
@@ -1710,7 +1712,7 @@
         </w:tc>
         <w:tc>
           <w:tcPr>
-            <w:tcW w:type="dxa" w:w="1512"/>
+            <w:tcW w:type="dxa" w:w="1445"/>
           </w:tcPr>
           <w:p>
             <w:pPr>
@@ -1729,7 +1731,7 @@
         </w:tc>
         <w:tc>
           <w:tcPr>
-            <w:tcW w:type="dxa" w:w="756"/>
+            <w:tcW w:type="dxa" w:w="963"/>
           </w:tcPr>
           <w:p>
             <w:pPr>
@@ -1748,7 +1750,7 @@
         </w:tc>
         <w:tc>
           <w:tcPr>
-            <w:tcW w:type="dxa" w:w="3780"/>
+            <w:tcW w:type="dxa" w:w="3612"/>
           </w:tcPr>
           <w:p>
             <w:pPr>
@@ -1767,7 +1769,7 @@
         </w:tc>
         <w:tc>
           <w:tcPr>
-            <w:tcW w:type="dxa" w:w="2184"/>
+            <w:tcW w:type="dxa" w:w="2087"/>
           </w:tcPr>
           <w:p>
             <w:pPr>
@@ -4851,7 +4853,7 @@
       <w:tr>
         <w:tc>
           <w:tcPr>
-            <w:tcW w:type="dxa" w:w="1080"/>
+            <w:tcW w:type="dxa" w:w="1170"/>
           </w:tcPr>
           <w:p>
             <w:pPr>
@@ -4870,7 +4872,7 @@
         </w:tc>
         <w:tc>
           <w:tcPr>
-            <w:tcW w:type="dxa" w:w="1080"/>
+            <w:tcW w:type="dxa" w:w="1170"/>
           </w:tcPr>
           <w:p>
             <w:pPr>
@@ -4889,7 +4891,7 @@
         </w:tc>
         <w:tc>
           <w:tcPr>
-            <w:tcW w:type="dxa" w:w="972"/>
+            <w:tcW w:type="dxa" w:w="1170"/>
           </w:tcPr>
           <w:p>
             <w:pPr>
@@ -4908,7 +4910,7 @@
         </w:tc>
         <w:tc>
           <w:tcPr>
-            <w:tcW w:type="dxa" w:w="4859"/>
+            <w:tcW w:type="dxa" w:w="4389"/>
           </w:tcPr>
           <w:p>
             <w:pPr>
@@ -4927,7 +4929,7 @@
         </w:tc>
         <w:tc>
           <w:tcPr>
-            <w:tcW w:type="dxa" w:w="1080"/>
+            <w:tcW w:type="dxa" w:w="1170"/>
           </w:tcPr>
           <w:p>
             <w:pPr>
@@ -4948,7 +4950,7 @@
       <w:tr>
         <w:tc>
           <w:tcPr>
-            <w:tcW w:type="dxa" w:w="1080"/>
+            <w:tcW w:type="dxa" w:w="1170"/>
           </w:tcPr>
           <w:p>
             <w:pPr>
@@ -4963,7 +4965,7 @@
         </w:tc>
         <w:tc>
           <w:tcPr>
-            <w:tcW w:type="dxa" w:w="1080"/>
+            <w:tcW w:type="dxa" w:w="1170"/>
           </w:tcPr>
           <w:p>
             <w:pPr>
@@ -4982,7 +4984,7 @@
         </w:tc>
         <w:tc>
           <w:tcPr>
-            <w:tcW w:type="dxa" w:w="972"/>
+            <w:tcW w:type="dxa" w:w="1170"/>
           </w:tcPr>
           <w:p>
             <w:pPr>
@@ -5001,7 +5003,7 @@
         </w:tc>
         <w:tc>
           <w:tcPr>
-            <w:tcW w:type="dxa" w:w="4859"/>
+            <w:tcW w:type="dxa" w:w="4389"/>
           </w:tcPr>
           <w:p>
             <w:pPr>
@@ -5020,7 +5022,7 @@
         </w:tc>
         <w:tc>
           <w:tcPr>
-            <w:tcW w:type="dxa" w:w="1080"/>
+            <w:tcW w:type="dxa" w:w="1170"/>
           </w:tcPr>
           <w:p>
             <w:pPr>
@@ -5041,7 +5043,7 @@
       <w:tr>
         <w:tc>
           <w:tcPr>
-            <w:tcW w:type="dxa" w:w="1080"/>
+            <w:tcW w:type="dxa" w:w="1170"/>
           </w:tcPr>
           <w:p>
             <w:pPr>
@@ -5068,7 +5070,7 @@
         </w:tc>
         <w:tc>
           <w:tcPr>
-            <w:tcW w:type="dxa" w:w="1080"/>
+            <w:tcW w:type="dxa" w:w="1170"/>
           </w:tcPr>
           <w:p>
             <w:pPr>
@@ -5087,7 +5089,7 @@
         </w:tc>
         <w:tc>
           <w:tcPr>
-            <w:tcW w:type="dxa" w:w="972"/>
+            <w:tcW w:type="dxa" w:w="1170"/>
           </w:tcPr>
           <w:p>
             <w:pPr>
@@ -5106,7 +5108,7 @@
         </w:tc>
         <w:tc>
           <w:tcPr>
-            <w:tcW w:type="dxa" w:w="4859"/>
+            <w:tcW w:type="dxa" w:w="4389"/>
           </w:tcPr>
           <w:p>
             <w:pPr>
@@ -5125,7 +5127,7 @@
         </w:tc>
         <w:tc>
           <w:tcPr>
-            <w:tcW w:type="dxa" w:w="1080"/>
+            <w:tcW w:type="dxa" w:w="1170"/>
           </w:tcPr>
           <w:p>
             <w:pPr>
@@ -5146,7 +5148,7 @@
       <w:tr>
         <w:tc>
           <w:tcPr>
-            <w:tcW w:type="dxa" w:w="1080"/>
+            <w:tcW w:type="dxa" w:w="1170"/>
           </w:tcPr>
           <w:p>
             <w:pPr>
@@ -5173,7 +5175,7 @@
         </w:tc>
         <w:tc>
           <w:tcPr>
-            <w:tcW w:type="dxa" w:w="1080"/>
+            <w:tcW w:type="dxa" w:w="1170"/>
           </w:tcPr>
           <w:p>
             <w:pPr>
@@ -5192,7 +5194,7 @@
         </w:tc>
         <w:tc>
           <w:tcPr>
-            <w:tcW w:type="dxa" w:w="972"/>
+            <w:tcW w:type="dxa" w:w="1170"/>
           </w:tcPr>
           <w:p>
             <w:pPr>
@@ -5211,7 +5213,7 @@
         </w:tc>
         <w:tc>
           <w:tcPr>
-            <w:tcW w:type="dxa" w:w="4859"/>
+            <w:tcW w:type="dxa" w:w="4389"/>
           </w:tcPr>
           <w:p>
             <w:pPr>
@@ -5230,7 +5232,7 @@
         </w:tc>
         <w:tc>
           <w:tcPr>
-            <w:tcW w:type="dxa" w:w="1080"/>
+            <w:tcW w:type="dxa" w:w="1170"/>
           </w:tcPr>
           <w:p>
             <w:pPr>
@@ -5251,7 +5253,7 @@
       <w:tr>
         <w:tc>
           <w:tcPr>
-            <w:tcW w:type="dxa" w:w="1080"/>
+            <w:tcW w:type="dxa" w:w="1170"/>
           </w:tcPr>
           <w:p>
             <w:pPr>
@@ -5281,7 +5283,7 @@
         </w:tc>
         <w:tc>
           <w:tcPr>
-            <w:tcW w:type="dxa" w:w="1080"/>
+            <w:tcW w:type="dxa" w:w="1170"/>
           </w:tcPr>
           <w:p>
             <w:pPr>
@@ -5300,7 +5302,7 @@
         </w:tc>
         <w:tc>
           <w:tcPr>
-            <w:tcW w:type="dxa" w:w="972"/>
+            <w:tcW w:type="dxa" w:w="1170"/>
           </w:tcPr>
           <w:p>
             <w:pPr>
@@ -5319,7 +5321,7 @@
         </w:tc>
         <w:tc>
           <w:tcPr>
-            <w:tcW w:type="dxa" w:w="4859"/>
+            <w:tcW w:type="dxa" w:w="4389"/>
           </w:tcPr>
           <w:p>
             <w:pPr>
@@ -5338,7 +5340,7 @@
         </w:tc>
         <w:tc>
           <w:tcPr>
-            <w:tcW w:type="dxa" w:w="1080"/>
+            <w:tcW w:type="dxa" w:w="1170"/>
           </w:tcPr>
           <w:p>
             <w:pPr>
@@ -5359,7 +5361,7 @@
       <w:tr>
         <w:tc>
           <w:tcPr>
-            <w:tcW w:type="dxa" w:w="1080"/>
+            <w:tcW w:type="dxa" w:w="1170"/>
           </w:tcPr>
           <w:p>
             <w:pPr>
@@ -5389,7 +5391,7 @@
         </w:tc>
         <w:tc>
           <w:tcPr>
-            <w:tcW w:type="dxa" w:w="1080"/>
+            <w:tcW w:type="dxa" w:w="1170"/>
           </w:tcPr>
           <w:p>
             <w:pPr>
@@ -5408,7 +5410,7 @@
         </w:tc>
         <w:tc>
           <w:tcPr>
-            <w:tcW w:type="dxa" w:w="972"/>
+            <w:tcW w:type="dxa" w:w="1170"/>
           </w:tcPr>
           <w:p>
             <w:pPr>
@@ -5427,7 +5429,7 @@
         </w:tc>
         <w:tc>
           <w:tcPr>
-            <w:tcW w:type="dxa" w:w="4859"/>
+            <w:tcW w:type="dxa" w:w="4389"/>
           </w:tcPr>
           <w:p>
             <w:pPr>
@@ -5446,7 +5448,7 @@
         </w:tc>
         <w:tc>
           <w:tcPr>
-            <w:tcW w:type="dxa" w:w="1080"/>
+            <w:tcW w:type="dxa" w:w="1170"/>
           </w:tcPr>
           <w:p>
             <w:pPr>
@@ -5467,7 +5469,7 @@
       <w:tr>
         <w:tc>
           <w:tcPr>
-            <w:tcW w:type="dxa" w:w="1080"/>
+            <w:tcW w:type="dxa" w:w="1170"/>
           </w:tcPr>
           <w:p>
             <w:pPr>
@@ -5491,7 +5493,7 @@
         </w:tc>
         <w:tc>
           <w:tcPr>
-            <w:tcW w:type="dxa" w:w="1080"/>
+            <w:tcW w:type="dxa" w:w="1170"/>
           </w:tcPr>
           <w:p>
             <w:pPr>
@@ -5510,7 +5512,7 @@
         </w:tc>
         <w:tc>
           <w:tcPr>
-            <w:tcW w:type="dxa" w:w="972"/>
+            <w:tcW w:type="dxa" w:w="1170"/>
           </w:tcPr>
           <w:p>
             <w:pPr>
@@ -5529,7 +5531,7 @@
         </w:tc>
         <w:tc>
           <w:tcPr>
-            <w:tcW w:type="dxa" w:w="4859"/>
+            <w:tcW w:type="dxa" w:w="4389"/>
           </w:tcPr>
           <w:p>
             <w:pPr>
@@ -5548,7 +5550,7 @@
         </w:tc>
         <w:tc>
           <w:tcPr>
-            <w:tcW w:type="dxa" w:w="1080"/>
+            <w:tcW w:type="dxa" w:w="1170"/>
           </w:tcPr>
           <w:p>
             <w:pPr>
@@ -5569,7 +5571,7 @@
       <w:tr>
         <w:tc>
           <w:tcPr>
-            <w:tcW w:type="dxa" w:w="1080"/>
+            <w:tcW w:type="dxa" w:w="1170"/>
           </w:tcPr>
           <w:p>
             <w:pPr>
@@ -5584,7 +5586,7 @@
         </w:tc>
         <w:tc>
           <w:tcPr>
-            <w:tcW w:type="dxa" w:w="1080"/>
+            <w:tcW w:type="dxa" w:w="1170"/>
           </w:tcPr>
           <w:p>
             <w:pPr>
@@ -5603,7 +5605,7 @@
         </w:tc>
         <w:tc>
           <w:tcPr>
-            <w:tcW w:type="dxa" w:w="972"/>
+            <w:tcW w:type="dxa" w:w="1170"/>
           </w:tcPr>
           <w:p>
             <w:pPr>
@@ -5622,7 +5624,7 @@
         </w:tc>
         <w:tc>
           <w:tcPr>
-            <w:tcW w:type="dxa" w:w="4859"/>
+            <w:tcW w:type="dxa" w:w="4389"/>
           </w:tcPr>
           <w:p>
             <w:pPr>
@@ -5641,7 +5643,7 @@
         </w:tc>
         <w:tc>
           <w:tcPr>
-            <w:tcW w:type="dxa" w:w="1080"/>
+            <w:tcW w:type="dxa" w:w="1170"/>
           </w:tcPr>
           <w:p>
             <w:pPr>
@@ -8006,7 +8008,7 @@
           <w:i w:val="0"/>
           <w:sz w:val="26"/>
         </w:rPr>
-        <w:t xml:space="preserve">Lực bên cầu trước không đặt đúng tâm vùng tiếp xúc mà lệch về phía sau một khoảng </w:t>
+        <w:t xml:space="preserve">Lực bên cầu trước không đặt đúng điểm mà trụ quay lái chạm mặt đường, mà lệch về phía sau một khoảng </w:t>
       </w:r>
       <m:oMath>
         <m:sSub>
@@ -8029,7 +8031,7 @@
           <w:i w:val="0"/>
           <w:sz w:val="26"/>
         </w:rPr>
-        <w:t xml:space="preserve"> (pneumatic trail, trong mô hình này gộp cả độ lệch caster của trụ quay lái), tạo mô-men tự cân bằng </w:t>
+        <w:t xml:space="preserve">, tạo mô-men tự cân bằng </w:t>
       </w:r>
       <m:oMath>
         <m:sSub>
@@ -8085,7 +8087,7 @@
           <w:i w:val="0"/>
           <w:sz w:val="26"/>
         </w:rPr>
-        <w:t xml:space="preserve"> quanh trụ quay lái. Theo mô hình chổi (brush model) của lốp [2], khi góc trượt tăng, phần vùng tiếp xúc bị trượt lan rộng và điểm đặt lực dịch dần về tâm, nên </w:t>
+        <w:t xml:space="preserve"> quanh trụ quay lái. Khoảng lệch này gồm hai phần khác bản chất; [2] (mục 1.3, PT (1.14)) cũng viết cánh tay đòn quanh trụ quay lái là tổng của chiều dài caster và pneumatic trail. Phần thứ nhất là độ lệch caster </w:t>
       </w:r>
       <m:oMath>
         <m:sSub>
@@ -8096,7 +8098,7 @@
           </m:e>
           <m:sub>
             <m:r>
-              <m:t xml:space="preserve">p</m:t>
+              <m:t xml:space="preserve">c</m:t>
             </m:r>
           </m:sub>
         </m:sSub>
@@ -8108,7 +8110,35 @@
           <w:i w:val="0"/>
           <w:sz w:val="26"/>
         </w:rPr>
-        <w:t xml:space="preserve"> giảm theo góc trượt và giảm nhanh hơn khi </w:t>
+        <w:t xml:space="preserve"> (caster trail): khoảng cách hình học giữa điểm trụ quay lái chạm đất và tâm vùng tiếp xúc do trụ nghiêng về phía sau; đây là kích thước cơ khí cố định, không phụ thuộc góc trượt của lốp hay hệ số bám. Phần thứ hai là pneumatic trail </w:t>
+      </w:r>
+      <m:oMath>
+        <m:r>
+          <m:t xml:space="preserve">t</m:t>
+        </m:r>
+      </m:oMath>
+      <w:r>
+        <w:rPr>
+          <w:rFonts w:ascii="Times New Roman" w:hAnsi="Times New Roman" w:cs="Times New Roman" w:eastAsia="Times New Roman"/>
+          <w:b w:val="0"/>
+          <w:i w:val="0"/>
+          <w:sz w:val="26"/>
+        </w:rPr>
+        <w:t xml:space="preserve">: khoảng cách từ tâm vùng tiếp xúc tới điểm đặt của hợp lực bên; áp suất phân bố không đều dọc vùng tiếp xúc nên hợp lực bên đặt lệch về phía sau tâm. Theo mô hình chổi (brush model) của lốp [2] (mục 3.2, PT (3.13)), khi góc trượt tăng, phần vùng tiếp xúc bị trượt lan rộng từ phía sau và điểm đặt lực dịch dần về tâm, nên </w:t>
+      </w:r>
+      <m:oMath>
+        <m:r>
+          <m:t xml:space="preserve">t</m:t>
+        </m:r>
+      </m:oMath>
+      <w:r>
+        <w:rPr>
+          <w:rFonts w:ascii="Times New Roman" w:hAnsi="Times New Roman" w:cs="Times New Roman" w:eastAsia="Times New Roman"/>
+          <w:b w:val="0"/>
+          <w:i w:val="0"/>
+          <w:sz w:val="26"/>
+        </w:rPr>
+        <w:t xml:space="preserve"> giảm theo góc trượt, giảm nhanh hơn khi </w:t>
       </w:r>
       <m:oMath>
         <m:r>
@@ -8122,7 +8152,44 @@
           <w:i w:val="0"/>
           <w:sz w:val="26"/>
         </w:rPr>
-        <w:t xml:space="preserve"> thấp; [4] đưa ra dạng tuyến tính của quan hệ này:</w:t>
+        <w:t xml:space="preserve"> thấp, và bằng không khi toàn bộ vùng tiếp xúc trượt. Vì chỉ </w:t>
+      </w:r>
+      <m:oMath>
+        <m:r>
+          <m:t xml:space="preserve">t</m:t>
+        </m:r>
+      </m:oMath>
+      <w:r>
+        <w:rPr>
+          <w:rFonts w:ascii="Times New Roman" w:hAnsi="Times New Roman" w:cs="Times New Roman" w:eastAsia="Times New Roman"/>
+          <w:b w:val="0"/>
+          <w:i w:val="0"/>
+          <w:sz w:val="26"/>
+        </w:rPr>
+        <w:t xml:space="preserve"> phụ thuộc trạng thái trượt của lốp còn </w:t>
+      </w:r>
+      <m:oMath>
+        <m:sSub>
+          <m:e>
+            <m:r>
+              <m:t xml:space="preserve">e</m:t>
+            </m:r>
+          </m:e>
+          <m:sub>
+            <m:r>
+              <m:t xml:space="preserve">c</m:t>
+            </m:r>
+          </m:sub>
+        </m:sSub>
+      </m:oMath>
+      <w:r>
+        <w:rPr>
+          <w:rFonts w:ascii="Times New Roman" w:hAnsi="Times New Roman" w:cs="Times New Roman" w:eastAsia="Times New Roman"/>
+          <w:b w:val="0"/>
+          <w:i w:val="0"/>
+          <w:sz w:val="26"/>
+        </w:rPr>
+        <w:t xml:space="preserve"> thì không, cánh tay đòn tổng chỉ có phần pneumatic co lại. [4] (mục 2, PT (3)-(4)) cũng viết cánh tay đòn là tổng của độ lệch cơ khí, coi là hằng số, và độ lệch khí nén; dạng tuyến tính của quan hệ giảm theo góc trượt và hệ số bám mà [4] đưa ra chỉ áp cho phần khí nén, và được dùng ở đây cho pneumatic trail:</w:t>
       </w:r>
     </w:p>
     <w:tbl>
@@ -8175,6 +8242,24 @@
                   </m:rPr>
                   <m:t xml:space="preserve">=</m:t>
                 </m:r>
+                <m:sSub>
+                  <m:e>
+                    <m:r>
+                      <m:t xml:space="preserve">e</m:t>
+                    </m:r>
+                  </m:e>
+                  <m:sub>
+                    <m:r>
+                      <m:t xml:space="preserve">c</m:t>
+                    </m:r>
+                  </m:sub>
+                </m:sSub>
+                <m:r>
+                  <m:rPr>
+                    <m:sty m:val="p"/>
+                  </m:rPr>
+                  <m:t xml:space="preserve">+</m:t>
+                </m:r>
                 <m:r>
                   <m:rPr>
                     <m:sty m:val="p"/>
@@ -8208,13 +8293,10 @@
                 <m:sSub>
                   <m:e>
                     <m:r>
-                      <m:t xml:space="preserve">e</m:t>
+                      <m:t xml:space="preserve">t</m:t>
                     </m:r>
                   </m:e>
                   <m:sub>
-                    <m:r>
-                      <m:t xml:space="preserve">p</m:t>
-                    </m:r>
                     <m:r>
                       <m:rPr>
                         <m:sty m:val="p"/>
@@ -8268,13 +8350,10 @@
                 <m:sSub>
                   <m:e>
                     <m:r>
-                      <m:t xml:space="preserve">e</m:t>
+                      <m:t xml:space="preserve">t</m:t>
                     </m:r>
                   </m:e>
                   <m:sub>
-                    <m:r>
-                      <m:t xml:space="preserve">p</m:t>
-                    </m:r>
                     <m:r>
                       <m:rPr>
                         <m:sty m:val="p"/>
@@ -8352,6 +8431,75 @@
                   </m:rPr>
                   <m:t xml:space="preserve">)</m:t>
                 </m:r>
+                <m:r>
+                  <m:rPr>
+                    <m:sty m:val="p"/>
+                  </m:rPr>
+                  <m:t xml:space="preserve">,</m:t>
+                </m:r>
+                <m:r>
+                  <m:rPr>
+                    <m:sty m:val="p"/>
+                  </m:rPr>
+                  <m:t xml:space="preserve">  </m:t>
+                </m:r>
+                <m:sSub>
+                  <m:e>
+                    <m:r>
+                      <m:t xml:space="preserve">e</m:t>
+                    </m:r>
+                  </m:e>
+                  <m:sub>
+                    <m:r>
+                      <m:t xml:space="preserve">c</m:t>
+                    </m:r>
+                  </m:sub>
+                </m:sSub>
+                <m:r>
+                  <m:rPr>
+                    <m:sty m:val="p"/>
+                  </m:rPr>
+                  <m:t xml:space="preserve">=</m:t>
+                </m:r>
+                <m:sSub>
+                  <m:e>
+                    <m:r>
+                      <m:t xml:space="preserve">e</m:t>
+                    </m:r>
+                  </m:e>
+                  <m:sub>
+                    <m:r>
+                      <m:t xml:space="preserve">p</m:t>
+                    </m:r>
+                    <m:r>
+                      <m:rPr>
+                        <m:sty m:val="p"/>
+                      </m:rPr>
+                      <m:t xml:space="preserve">0</m:t>
+                    </m:r>
+                  </m:sub>
+                </m:sSub>
+                <m:r>
+                  <m:rPr>
+                    <m:sty m:val="p"/>
+                  </m:rPr>
+                  <m:t xml:space="preserve">-</m:t>
+                </m:r>
+                <m:sSub>
+                  <m:e>
+                    <m:r>
+                      <m:t xml:space="preserve">t</m:t>
+                    </m:r>
+                  </m:e>
+                  <m:sub>
+                    <m:r>
+                      <m:rPr>
+                        <m:sty m:val="p"/>
+                      </m:rPr>
+                      <m:t xml:space="preserve">0</m:t>
+                    </m:r>
+                  </m:sub>
+                </m:sSub>
               </m:oMath>
             </m:oMathPara>
           </w:p>
@@ -8395,6 +8543,32 @@
         <m:sSub>
           <m:e>
             <m:r>
+              <m:t xml:space="preserve">t</m:t>
+            </m:r>
+          </m:e>
+          <m:sub>
+            <m:r>
+              <m:rPr>
+                <m:sty m:val="p"/>
+              </m:rPr>
+              <m:t xml:space="preserve">0</m:t>
+            </m:r>
+          </m:sub>
+        </m:sSub>
+      </m:oMath>
+      <w:r>
+        <w:rPr>
+          <w:rFonts w:ascii="Times New Roman" w:hAnsi="Times New Roman" w:cs="Times New Roman" w:eastAsia="Times New Roman"/>
+          <w:b w:val="0"/>
+          <w:i w:val="0"/>
+          <w:sz w:val="26"/>
+        </w:rPr>
+        <w:t xml:space="preserve"> là pneumatic trail ở góc trượt bằng không và </w:t>
+      </w:r>
+      <m:oMath>
+        <m:sSub>
+          <m:e>
+            <m:r>
               <m:t xml:space="preserve">e</m:t>
             </m:r>
           </m:e>
@@ -8418,7 +8592,51 @@
           <w:i w:val="0"/>
           <w:sz w:val="26"/>
         </w:rPr>
-        <w:t xml:space="preserve"> là giá trị ở góc trượt bằng không. Để quy </w:t>
+        <w:t xml:space="preserve"> là cánh tay đòn tổng ở góc trượt bằng không (đi thẳng), bằng </w:t>
+      </w:r>
+      <m:oMath>
+        <m:sSub>
+          <m:e>
+            <m:r>
+              <m:t xml:space="preserve">e</m:t>
+            </m:r>
+          </m:e>
+          <m:sub>
+            <m:r>
+              <m:t xml:space="preserve">c</m:t>
+            </m:r>
+          </m:sub>
+        </m:sSub>
+        <m:r>
+          <m:rPr>
+            <m:sty m:val="p"/>
+          </m:rPr>
+          <m:t xml:space="preserve">+</m:t>
+        </m:r>
+        <m:sSub>
+          <m:e>
+            <m:r>
+              <m:t xml:space="preserve">t</m:t>
+            </m:r>
+          </m:e>
+          <m:sub>
+            <m:r>
+              <m:rPr>
+                <m:sty m:val="p"/>
+              </m:rPr>
+              <m:t xml:space="preserve">0</m:t>
+            </m:r>
+          </m:sub>
+        </m:sSub>
+      </m:oMath>
+      <w:r>
+        <w:rPr>
+          <w:rFonts w:ascii="Times New Roman" w:hAnsi="Times New Roman" w:cs="Times New Roman" w:eastAsia="Times New Roman"/>
+          <w:b w:val="0"/>
+          <w:i w:val="0"/>
+          <w:sz w:val="26"/>
+        </w:rPr>
+        <w:t xml:space="preserve">. Để quy </w:t>
       </w:r>
       <m:oMath>
         <m:sSub>
@@ -8830,7 +9048,24 @@
           <w:i w:val="0"/>
           <w:sz w:val="26"/>
         </w:rPr>
-        <w:t xml:space="preserve"> là cánh tay đòn hiệu dụng quy về trục lái. Biểu thức trong ngoặc của (17) bằng không tại góc trượt hoàn toàn </w:t>
+        <w:t xml:space="preserve"> là cánh tay đòn hiệu dụng quy về trục lái. Biểu thức trong hàm </w:t>
+      </w:r>
+      <m:oMath>
+        <m:r>
+          <m:rPr>
+            <m:sty m:val="p"/>
+          </m:rPr>
+          <m:t xml:space="preserve"> max</m:t>
+        </m:r>
+      </m:oMath>
+      <w:r>
+        <w:rPr>
+          <w:rFonts w:ascii="Times New Roman" w:hAnsi="Times New Roman" w:cs="Times New Roman" w:eastAsia="Times New Roman"/>
+          <w:b w:val="0"/>
+          <w:i w:val="0"/>
+          <w:sz w:val="26"/>
+        </w:rPr>
+        <w:t xml:space="preserve"> của (17) bằng không tại góc trượt hoàn toàn </w:t>
       </w:r>
       <m:oMath>
         <m:sSub>
@@ -9026,30 +9261,7 @@
           <w:i w:val="0"/>
           <w:sz w:val="26"/>
         </w:rPr>
-        <w:t xml:space="preserve">, biểu thức đổi dấu; đó là ngoại suy ngoài phạm vi của mô hình chổi, nên </w:t>
-      </w:r>
-      <m:oMath>
-        <m:sSub>
-          <m:e>
-            <m:r>
-              <m:t xml:space="preserve">e</m:t>
-            </m:r>
-          </m:e>
-          <m:sub>
-            <m:r>
-              <m:t xml:space="preserve">p</m:t>
-            </m:r>
-          </m:sub>
-        </m:sSub>
-      </m:oMath>
-      <w:r>
-        <w:rPr>
-          <w:rFonts w:ascii="Times New Roman" w:hAnsi="Times New Roman" w:cs="Times New Roman" w:eastAsia="Times New Roman"/>
-          <w:b w:val="0"/>
-          <w:i w:val="0"/>
-          <w:sz w:val="26"/>
-        </w:rPr>
-        <w:t xml:space="preserve"> được chặn dưới ở không: khi lốp trượt hoàn toàn, điểm đặt lực trùng tâm vùng tiếp xúc [2]. Với tham số ở Bảng 3, lực bên cầu trước đạt đỉnh ở góc trượt khoảng 6.3 độ (</w:t>
+        <w:t>, biểu thức đổi dấu; đó là ngoại suy ngoài phạm vi của mô hình chổi, nên pneumatic trail được chặn dưới ở không: khi lốp trượt hoàn toàn, điểm đặt lực trùng tâm vùng tiếp xúc [2] (PT (3.13a)). Với tham số ở Bảng 3, lực bên cầu trước đạt đỉnh ở góc trượt khoảng 6.3 độ (</w:t>
       </w:r>
       <m:oMath>
         <m:r>
@@ -9151,7 +9363,7 @@
           <w:i w:val="0"/>
           <w:sz w:val="26"/>
         </w:rPr>
-        <w:t xml:space="preserve"> khoảng 7.8 độ và 2.9 độ; như vậy </w:t>
+        <w:t xml:space="preserve"> khoảng 7.8 độ và 2.9 độ; như vậy pneumatic trail về không sau đỉnh lực bên, đúng xu hướng của lốp thật (mô-men tự cân bằng giảm trước khi lực bên bão hòa). Cánh tay đòn tổng </w:t>
       </w:r>
       <m:oMath>
         <m:sSub>
@@ -9174,7 +9386,89 @@
           <w:i w:val="0"/>
           <w:sz w:val="26"/>
         </w:rPr>
-        <w:t xml:space="preserve"> về không sau đỉnh lực bên, đúng xu hướng của lốp thật (mô-men tự cân bằng giảm trước khi lực bên bão hòa). Chặn ở không là lựa chọn đơn giản theo mô hình chổi; một số lốp thật có mô-men tự cân bằng đổi dấu ở góc trượt rất lớn, hiện tượng này nằm ngoài phạm vi mô hình.</w:t>
+        <w:t xml:space="preserve"> không về không mà giữ ở mức sàn </w:t>
+      </w:r>
+      <m:oMath>
+        <m:sSub>
+          <m:e>
+            <m:r>
+              <m:t xml:space="preserve">e</m:t>
+            </m:r>
+          </m:e>
+          <m:sub>
+            <m:r>
+              <m:t xml:space="preserve">c</m:t>
+            </m:r>
+          </m:sub>
+        </m:sSub>
+      </m:oMath>
+      <w:r>
+        <w:rPr>
+          <w:rFonts w:ascii="Times New Roman" w:hAnsi="Times New Roman" w:cs="Times New Roman" w:eastAsia="Times New Roman"/>
+          <w:b w:val="0"/>
+          <w:i w:val="0"/>
+          <w:sz w:val="26"/>
+        </w:rPr>
+        <w:t xml:space="preserve">, nên khi lốp trước bão hòa mô-men phản hồi không mất hẳn mà còn </w:t>
+      </w:r>
+      <m:oMath>
+        <m:sSub>
+          <m:e>
+            <m:r>
+              <m:t xml:space="preserve">e</m:t>
+            </m:r>
+          </m:e>
+          <m:sub>
+            <m:r>
+              <m:t xml:space="preserve">c</m:t>
+            </m:r>
+          </m:sub>
+        </m:sSub>
+        <m:sSub>
+          <m:e>
+            <m:r>
+              <m:t xml:space="preserve">F</m:t>
+            </m:r>
+          </m:e>
+          <m:sub>
+            <m:r>
+              <m:t xml:space="preserve">y</m:t>
+            </m:r>
+            <m:r>
+              <m:t xml:space="preserve">f</m:t>
+            </m:r>
+          </m:sub>
+        </m:sSub>
+        <m:r>
+          <m:rPr>
+            <m:sty m:val="p"/>
+          </m:rPr>
+          <m:t xml:space="preserve">/</m:t>
+        </m:r>
+        <m:sSub>
+          <m:e>
+            <m:r>
+              <m:t xml:space="preserve">n</m:t>
+            </m:r>
+          </m:e>
+          <m:sub>
+            <m:r>
+              <m:t xml:space="preserve">s</m:t>
+            </m:r>
+            <m:r>
+              <m:t xml:space="preserve">t</m:t>
+            </m:r>
+          </m:sub>
+        </m:sSub>
+      </m:oMath>
+      <w:r>
+        <w:rPr>
+          <w:rFonts w:ascii="Times New Roman" w:hAnsi="Times New Roman" w:cs="Times New Roman" w:eastAsia="Times New Roman"/>
+          <w:b w:val="0"/>
+          <w:i w:val="0"/>
+          <w:sz w:val="26"/>
+        </w:rPr>
+        <w:t>, tỉ lệ với lực bên đang có. Chặn pneumatic trail ở không là lựa chọn đơn giản theo mô hình chổi; một số lốp thật có mô-men tự cân bằng đổi dấu ở góc trượt rất lớn, hiện tượng này nằm ngoài phạm vi mô hình.</w:t>
       </w:r>
     </w:p>
     <w:p>
@@ -9228,7 +9522,7 @@
           <w:i w:val="0"/>
           <w:sz w:val="26"/>
         </w:rPr>
-        <w:t xml:space="preserve"> bão hòa sớm hơn và thấp hơn theo (13)-(14), đồng thời </w:t>
+        <w:t xml:space="preserve"> bão hòa sớm hơn và thấp hơn theo (13)-(14), đồng thời phần pneumatic trail của </w:t>
       </w:r>
       <m:oMath>
         <m:sSub>
@@ -9251,7 +9545,7 @@
           <w:i w:val="0"/>
           <w:sz w:val="26"/>
         </w:rPr>
-        <w:t xml:space="preserve"> co lại nhanh hơn theo (17). Cả hai làm </w:t>
+        <w:t xml:space="preserve"> co lại nhanh hơn theo (17), còn phần caster không đổi và đóng vai trò mức sàn. Cả hai làm </w:t>
       </w:r>
       <m:oMath>
         <m:sSub>
@@ -9324,7 +9618,7 @@
       <w:tr>
         <w:tc>
           <w:tcPr>
-            <w:tcW w:type="dxa" w:w="1120"/>
+            <w:tcW w:type="dxa" w:w="1146"/>
           </w:tcPr>
           <w:p>
             <w:pPr>
@@ -9343,7 +9637,7 @@
         </w:tc>
         <w:tc>
           <w:tcPr>
-            <w:tcW w:type="dxa" w:w="1120"/>
+            <w:tcW w:type="dxa" w:w="1146"/>
           </w:tcPr>
           <w:p>
             <w:pPr>
@@ -9362,7 +9656,7 @@
         </w:tc>
         <w:tc>
           <w:tcPr>
-            <w:tcW w:type="dxa" w:w="1008"/>
+            <w:tcW w:type="dxa" w:w="1146"/>
           </w:tcPr>
           <w:p>
             <w:pPr>
@@ -9381,7 +9675,7 @@
         </w:tc>
         <w:tc>
           <w:tcPr>
-            <w:tcW w:type="dxa" w:w="4255"/>
+            <w:tcW w:type="dxa" w:w="4297"/>
           </w:tcPr>
           <w:p>
             <w:pPr>
@@ -9400,7 +9694,7 @@
         </w:tc>
         <w:tc>
           <w:tcPr>
-            <w:tcW w:type="dxa" w:w="1568"/>
+            <w:tcW w:type="dxa" w:w="1337"/>
           </w:tcPr>
           <w:p>
             <w:pPr>
@@ -9421,7 +9715,7 @@
       <w:tr>
         <w:tc>
           <w:tcPr>
-            <w:tcW w:type="dxa" w:w="1120"/>
+            <w:tcW w:type="dxa" w:w="1146"/>
           </w:tcPr>
           <w:p>
             <w:pPr>
@@ -9436,7 +9730,7 @@
         </w:tc>
         <w:tc>
           <w:tcPr>
-            <w:tcW w:type="dxa" w:w="1120"/>
+            <w:tcW w:type="dxa" w:w="1146"/>
           </w:tcPr>
           <w:p>
             <w:pPr>
@@ -9455,7 +9749,7 @@
         </w:tc>
         <w:tc>
           <w:tcPr>
-            <w:tcW w:type="dxa" w:w="1008"/>
+            <w:tcW w:type="dxa" w:w="1146"/>
           </w:tcPr>
           <w:p>
             <w:pPr>
@@ -9474,7 +9768,7 @@
         </w:tc>
         <w:tc>
           <w:tcPr>
-            <w:tcW w:type="dxa" w:w="4255"/>
+            <w:tcW w:type="dxa" w:w="4297"/>
           </w:tcPr>
           <w:p>
             <w:pPr>
@@ -9493,7 +9787,7 @@
         </w:tc>
         <w:tc>
           <w:tcPr>
-            <w:tcW w:type="dxa" w:w="1568"/>
+            <w:tcW w:type="dxa" w:w="1337"/>
           </w:tcPr>
           <w:p>
             <w:pPr>
@@ -9514,7 +9808,7 @@
       <w:tr>
         <w:tc>
           <w:tcPr>
-            <w:tcW w:type="dxa" w:w="1120"/>
+            <w:tcW w:type="dxa" w:w="1146"/>
           </w:tcPr>
           <w:p>
             <w:pPr>
@@ -9538,7 +9832,7 @@
         </w:tc>
         <w:tc>
           <w:tcPr>
-            <w:tcW w:type="dxa" w:w="1120"/>
+            <w:tcW w:type="dxa" w:w="1146"/>
           </w:tcPr>
           <w:p>
             <w:pPr>
@@ -9557,7 +9851,7 @@
         </w:tc>
         <w:tc>
           <w:tcPr>
-            <w:tcW w:type="dxa" w:w="1008"/>
+            <w:tcW w:type="dxa" w:w="1146"/>
           </w:tcPr>
           <w:p>
             <w:pPr>
@@ -9576,7 +9870,7 @@
         </w:tc>
         <w:tc>
           <w:tcPr>
-            <w:tcW w:type="dxa" w:w="4255"/>
+            <w:tcW w:type="dxa" w:w="4297"/>
           </w:tcPr>
           <w:p>
             <w:pPr>
@@ -9595,7 +9889,7 @@
         </w:tc>
         <w:tc>
           <w:tcPr>
-            <w:tcW w:type="dxa" w:w="1568"/>
+            <w:tcW w:type="dxa" w:w="1337"/>
           </w:tcPr>
           <w:p>
             <w:pPr>
@@ -9616,7 +9910,7 @@
       <w:tr>
         <w:tc>
           <w:tcPr>
-            <w:tcW w:type="dxa" w:w="1120"/>
+            <w:tcW w:type="dxa" w:w="1146"/>
           </w:tcPr>
           <w:p>
             <w:pPr>
@@ -9640,7 +9934,7 @@
         </w:tc>
         <w:tc>
           <w:tcPr>
-            <w:tcW w:type="dxa" w:w="1120"/>
+            <w:tcW w:type="dxa" w:w="1146"/>
           </w:tcPr>
           <w:p>
             <w:pPr>
@@ -9659,7 +9953,7 @@
         </w:tc>
         <w:tc>
           <w:tcPr>
-            <w:tcW w:type="dxa" w:w="1008"/>
+            <w:tcW w:type="dxa" w:w="1146"/>
           </w:tcPr>
           <w:p>
             <w:pPr>
@@ -9678,7 +9972,7 @@
         </w:tc>
         <w:tc>
           <w:tcPr>
-            <w:tcW w:type="dxa" w:w="4255"/>
+            <w:tcW w:type="dxa" w:w="4297"/>
           </w:tcPr>
           <w:p>
             <w:pPr>
@@ -9697,7 +9991,7 @@
         </w:tc>
         <w:tc>
           <w:tcPr>
-            <w:tcW w:type="dxa" w:w="1568"/>
+            <w:tcW w:type="dxa" w:w="1337"/>
           </w:tcPr>
           <w:p>
             <w:pPr>
@@ -9718,7 +10012,7 @@
       <w:tr>
         <w:tc>
           <w:tcPr>
-            <w:tcW w:type="dxa" w:w="1120"/>
+            <w:tcW w:type="dxa" w:w="1146"/>
           </w:tcPr>
           <w:p>
             <w:pPr>
@@ -9733,7 +10027,7 @@
         </w:tc>
         <w:tc>
           <w:tcPr>
-            <w:tcW w:type="dxa" w:w="1120"/>
+            <w:tcW w:type="dxa" w:w="1146"/>
           </w:tcPr>
           <w:p>
             <w:pPr>
@@ -9752,7 +10046,7 @@
         </w:tc>
         <w:tc>
           <w:tcPr>
-            <w:tcW w:type="dxa" w:w="1008"/>
+            <w:tcW w:type="dxa" w:w="1146"/>
           </w:tcPr>
           <w:p>
             <w:pPr>
@@ -9771,7 +10065,7 @@
         </w:tc>
         <w:tc>
           <w:tcPr>
-            <w:tcW w:type="dxa" w:w="4255"/>
+            <w:tcW w:type="dxa" w:w="4297"/>
           </w:tcPr>
           <w:p>
             <w:pPr>
@@ -9790,7 +10084,7 @@
         </w:tc>
         <w:tc>
           <w:tcPr>
-            <w:tcW w:type="dxa" w:w="1568"/>
+            <w:tcW w:type="dxa" w:w="1337"/>
           </w:tcPr>
           <w:p>
             <w:pPr>
@@ -9811,7 +10105,7 @@
       <w:tr>
         <w:tc>
           <w:tcPr>
-            <w:tcW w:type="dxa" w:w="1120"/>
+            <w:tcW w:type="dxa" w:w="1146"/>
           </w:tcPr>
           <w:p>
             <w:pPr>
@@ -9838,7 +10132,7 @@
         </w:tc>
         <w:tc>
           <w:tcPr>
-            <w:tcW w:type="dxa" w:w="1120"/>
+            <w:tcW w:type="dxa" w:w="1146"/>
           </w:tcPr>
           <w:p>
             <w:pPr>
@@ -9857,7 +10151,7 @@
         </w:tc>
         <w:tc>
           <w:tcPr>
-            <w:tcW w:type="dxa" w:w="1008"/>
+            <w:tcW w:type="dxa" w:w="1146"/>
           </w:tcPr>
           <w:p>
             <w:pPr>
@@ -9876,7 +10170,7 @@
         </w:tc>
         <w:tc>
           <w:tcPr>
-            <w:tcW w:type="dxa" w:w="4255"/>
+            <w:tcW w:type="dxa" w:w="4297"/>
           </w:tcPr>
           <w:p>
             <w:pPr>
@@ -9895,7 +10189,7 @@
         </w:tc>
         <w:tc>
           <w:tcPr>
-            <w:tcW w:type="dxa" w:w="1568"/>
+            <w:tcW w:type="dxa" w:w="1337"/>
           </w:tcPr>
           <w:p>
             <w:pPr>
@@ -9916,7 +10210,7 @@
       <w:tr>
         <w:tc>
           <w:tcPr>
-            <w:tcW w:type="dxa" w:w="1120"/>
+            <w:tcW w:type="dxa" w:w="1146"/>
           </w:tcPr>
           <w:p>
             <w:pPr>
@@ -9943,7 +10237,7 @@
         </w:tc>
         <w:tc>
           <w:tcPr>
-            <w:tcW w:type="dxa" w:w="1120"/>
+            <w:tcW w:type="dxa" w:w="1146"/>
           </w:tcPr>
           <w:p>
             <w:pPr>
@@ -9962,7 +10256,7 @@
         </w:tc>
         <w:tc>
           <w:tcPr>
-            <w:tcW w:type="dxa" w:w="1008"/>
+            <w:tcW w:type="dxa" w:w="1146"/>
           </w:tcPr>
           <w:p>
             <w:pPr>
@@ -9981,7 +10275,7 @@
         </w:tc>
         <w:tc>
           <w:tcPr>
-            <w:tcW w:type="dxa" w:w="4255"/>
+            <w:tcW w:type="dxa" w:w="4297"/>
           </w:tcPr>
           <w:p>
             <w:pPr>
@@ -10000,7 +10294,7 @@
         </w:tc>
         <w:tc>
           <w:tcPr>
-            <w:tcW w:type="dxa" w:w="1568"/>
+            <w:tcW w:type="dxa" w:w="1337"/>
           </w:tcPr>
           <w:p>
             <w:pPr>
@@ -10021,7 +10315,7 @@
       <w:tr>
         <w:tc>
           <w:tcPr>
-            <w:tcW w:type="dxa" w:w="1120"/>
+            <w:tcW w:type="dxa" w:w="1146"/>
           </w:tcPr>
           <w:p>
             <w:pPr>
@@ -10036,7 +10330,7 @@
         </w:tc>
         <w:tc>
           <w:tcPr>
-            <w:tcW w:type="dxa" w:w="1120"/>
+            <w:tcW w:type="dxa" w:w="1146"/>
           </w:tcPr>
           <w:p>
             <w:pPr>
@@ -10055,7 +10349,7 @@
         </w:tc>
         <w:tc>
           <w:tcPr>
-            <w:tcW w:type="dxa" w:w="1008"/>
+            <w:tcW w:type="dxa" w:w="1146"/>
           </w:tcPr>
           <w:p>
             <w:pPr>
@@ -10074,7 +10368,7 @@
         </w:tc>
         <w:tc>
           <w:tcPr>
-            <w:tcW w:type="dxa" w:w="4255"/>
+            <w:tcW w:type="dxa" w:w="4297"/>
           </w:tcPr>
           <w:p>
             <w:pPr>
@@ -10093,7 +10387,7 @@
         </w:tc>
         <w:tc>
           <w:tcPr>
-            <w:tcW w:type="dxa" w:w="1568"/>
+            <w:tcW w:type="dxa" w:w="1337"/>
           </w:tcPr>
           <w:p>
             <w:pPr>
@@ -10114,7 +10408,7 @@
       <w:tr>
         <w:tc>
           <w:tcPr>
-            <w:tcW w:type="dxa" w:w="1120"/>
+            <w:tcW w:type="dxa" w:w="1146"/>
           </w:tcPr>
           <w:p>
             <w:pPr>
@@ -10129,7 +10423,7 @@
         </w:tc>
         <w:tc>
           <w:tcPr>
-            <w:tcW w:type="dxa" w:w="1120"/>
+            <w:tcW w:type="dxa" w:w="1146"/>
           </w:tcPr>
           <w:p>
             <w:pPr>
@@ -10148,7 +10442,7 @@
         </w:tc>
         <w:tc>
           <w:tcPr>
-            <w:tcW w:type="dxa" w:w="1008"/>
+            <w:tcW w:type="dxa" w:w="1146"/>
           </w:tcPr>
           <w:p>
             <w:pPr>
@@ -10167,7 +10461,7 @@
         </w:tc>
         <w:tc>
           <w:tcPr>
-            <w:tcW w:type="dxa" w:w="4255"/>
+            <w:tcW w:type="dxa" w:w="4297"/>
           </w:tcPr>
           <w:p>
             <w:pPr>
@@ -10186,7 +10480,7 @@
         </w:tc>
         <w:tc>
           <w:tcPr>
-            <w:tcW w:type="dxa" w:w="1568"/>
+            <w:tcW w:type="dxa" w:w="1337"/>
           </w:tcPr>
           <w:p>
             <w:pPr>
@@ -10207,7 +10501,7 @@
       <w:tr>
         <w:tc>
           <w:tcPr>
-            <w:tcW w:type="dxa" w:w="1120"/>
+            <w:tcW w:type="dxa" w:w="1146"/>
           </w:tcPr>
           <w:p>
             <w:pPr>
@@ -10234,7 +10528,7 @@
         </w:tc>
         <w:tc>
           <w:tcPr>
-            <w:tcW w:type="dxa" w:w="1120"/>
+            <w:tcW w:type="dxa" w:w="1146"/>
           </w:tcPr>
           <w:p>
             <w:pPr>
@@ -10253,7 +10547,7 @@
         </w:tc>
         <w:tc>
           <w:tcPr>
-            <w:tcW w:type="dxa" w:w="1008"/>
+            <w:tcW w:type="dxa" w:w="1146"/>
           </w:tcPr>
           <w:p>
             <w:pPr>
@@ -10272,7 +10566,7 @@
         </w:tc>
         <w:tc>
           <w:tcPr>
-            <w:tcW w:type="dxa" w:w="4255"/>
+            <w:tcW w:type="dxa" w:w="4297"/>
           </w:tcPr>
           <w:p>
             <w:pPr>
@@ -10291,7 +10585,7 @@
         </w:tc>
         <w:tc>
           <w:tcPr>
-            <w:tcW w:type="dxa" w:w="1568"/>
+            <w:tcW w:type="dxa" w:w="1337"/>
           </w:tcPr>
           <w:p>
             <w:pPr>
@@ -10312,7 +10606,7 @@
       <w:tr>
         <w:tc>
           <w:tcPr>
-            <w:tcW w:type="dxa" w:w="1120"/>
+            <w:tcW w:type="dxa" w:w="1146"/>
           </w:tcPr>
           <w:p>
             <w:pPr>
@@ -10342,7 +10636,7 @@
         </w:tc>
         <w:tc>
           <w:tcPr>
-            <w:tcW w:type="dxa" w:w="1120"/>
+            <w:tcW w:type="dxa" w:w="1146"/>
           </w:tcPr>
           <w:p>
             <w:pPr>
@@ -10361,7 +10655,7 @@
         </w:tc>
         <w:tc>
           <w:tcPr>
-            <w:tcW w:type="dxa" w:w="1008"/>
+            <w:tcW w:type="dxa" w:w="1146"/>
           </w:tcPr>
           <w:p>
             <w:pPr>
@@ -10380,7 +10674,7 @@
         </w:tc>
         <w:tc>
           <w:tcPr>
-            <w:tcW w:type="dxa" w:w="4255"/>
+            <w:tcW w:type="dxa" w:w="4297"/>
           </w:tcPr>
           <w:p>
             <w:pPr>
@@ -10393,13 +10687,13 @@
                 <w:i w:val="0"/>
                 <w:sz w:val="24"/>
               </w:rPr>
-              <w:t>Pneumatic trail ở góc trượt bằng không</w:t>
+              <w:t>Cánh tay đòn tổng (caster cộng pneumatic trail) ở góc trượt bằng không</w:t>
             </w:r>
           </w:p>
         </w:tc>
         <w:tc>
           <w:tcPr>
-            <w:tcW w:type="dxa" w:w="1568"/>
+            <w:tcW w:type="dxa" w:w="1337"/>
           </w:tcPr>
           <w:p>
             <w:pPr>
@@ -10413,6 +10707,215 @@
                 <w:sz w:val="24"/>
               </w:rPr>
               <w:t>Tự chọn(3)</w:t>
+            </w:r>
+          </w:p>
+        </w:tc>
+      </w:tr>
+      <w:tr>
+        <w:tc>
+          <w:tcPr>
+            <w:tcW w:type="dxa" w:w="1146"/>
+          </w:tcPr>
+          <w:p>
+            <w:pPr>
+              <w:spacing w:after="0" w:line="240" w:lineRule="auto"/>
+            </w:pPr>
+            <m:oMath>
+              <m:sSub>
+                <m:e>
+                  <m:r>
+                    <m:t xml:space="preserve">t</m:t>
+                  </m:r>
+                </m:e>
+                <m:sub>
+                  <m:r>
+                    <m:rPr>
+                      <m:sty m:val="p"/>
+                    </m:rPr>
+                    <m:t xml:space="preserve">0</m:t>
+                  </m:r>
+                </m:sub>
+              </m:sSub>
+            </m:oMath>
+          </w:p>
+        </w:tc>
+        <w:tc>
+          <w:tcPr>
+            <w:tcW w:type="dxa" w:w="1146"/>
+          </w:tcPr>
+          <w:p>
+            <w:pPr>
+              <w:spacing w:after="0" w:line="240" w:lineRule="auto"/>
+            </w:pPr>
+            <w:r>
+              <w:rPr>
+                <w:rFonts w:ascii="Times New Roman" w:hAnsi="Times New Roman" w:cs="Times New Roman" w:eastAsia="Times New Roman"/>
+                <w:b w:val="0"/>
+                <w:i w:val="0"/>
+                <w:sz w:val="24"/>
+              </w:rPr>
+              <w:t>0.025</w:t>
+            </w:r>
+          </w:p>
+        </w:tc>
+        <w:tc>
+          <w:tcPr>
+            <w:tcW w:type="dxa" w:w="1146"/>
+          </w:tcPr>
+          <w:p>
+            <w:pPr>
+              <w:spacing w:after="0" w:line="240" w:lineRule="auto"/>
+            </w:pPr>
+            <w:r>
+              <w:rPr>
+                <w:rFonts w:ascii="Times New Roman" w:hAnsi="Times New Roman" w:cs="Times New Roman" w:eastAsia="Times New Roman"/>
+                <w:b w:val="0"/>
+                <w:i w:val="0"/>
+                <w:sz w:val="24"/>
+              </w:rPr>
+              <w:t>m</w:t>
+            </w:r>
+          </w:p>
+        </w:tc>
+        <w:tc>
+          <w:tcPr>
+            <w:tcW w:type="dxa" w:w="4297"/>
+          </w:tcPr>
+          <w:p>
+            <w:pPr>
+              <w:spacing w:after="0" w:line="240" w:lineRule="auto"/>
+            </w:pPr>
+            <w:r>
+              <w:rPr>
+                <w:rFonts w:ascii="Times New Roman" w:hAnsi="Times New Roman" w:cs="Times New Roman" w:eastAsia="Times New Roman"/>
+                <w:b w:val="0"/>
+                <w:i w:val="0"/>
+                <w:sz w:val="24"/>
+              </w:rPr>
+              <w:t xml:space="preserve">Pneumatic trail ở góc trượt bằng không; độ lệch caster </w:t>
+            </w:r>
+            <m:oMath>
+              <m:sSub>
+                <m:e>
+                  <m:r>
+                    <m:t xml:space="preserve">e</m:t>
+                  </m:r>
+                </m:e>
+                <m:sub>
+                  <m:r>
+                    <m:t xml:space="preserve">c</m:t>
+                  </m:r>
+                </m:sub>
+              </m:sSub>
+              <m:r>
+                <m:rPr>
+                  <m:sty m:val="p"/>
+                </m:rPr>
+                <m:t xml:space="preserve">=</m:t>
+              </m:r>
+              <m:sSub>
+                <m:e>
+                  <m:r>
+                    <m:t xml:space="preserve">e</m:t>
+                  </m:r>
+                </m:e>
+                <m:sub>
+                  <m:r>
+                    <m:t xml:space="preserve">p</m:t>
+                  </m:r>
+                  <m:r>
+                    <m:rPr>
+                      <m:sty m:val="p"/>
+                    </m:rPr>
+                    <m:t xml:space="preserve">0</m:t>
+                  </m:r>
+                </m:sub>
+              </m:sSub>
+              <m:r>
+                <m:rPr>
+                  <m:sty m:val="p"/>
+                </m:rPr>
+                <m:t xml:space="preserve">-</m:t>
+              </m:r>
+              <m:sSub>
+                <m:e>
+                  <m:r>
+                    <m:t xml:space="preserve">t</m:t>
+                  </m:r>
+                </m:e>
+                <m:sub>
+                  <m:r>
+                    <m:rPr>
+                      <m:sty m:val="p"/>
+                    </m:rPr>
+                    <m:t xml:space="preserve">0</m:t>
+                  </m:r>
+                </m:sub>
+              </m:sSub>
+              <m:r>
+                <m:rPr>
+                  <m:sty m:val="p"/>
+                </m:rPr>
+                <m:t xml:space="preserve">=</m:t>
+              </m:r>
+              <m:r>
+                <m:rPr>
+                  <m:sty m:val="p"/>
+                </m:rPr>
+                <m:t xml:space="preserve">0</m:t>
+              </m:r>
+              <m:r>
+                <m:rPr>
+                  <m:sty m:val="p"/>
+                </m:rPr>
+                <m:t xml:space="preserve">.</m:t>
+              </m:r>
+              <m:r>
+                <m:rPr>
+                  <m:sty m:val="p"/>
+                </m:rPr>
+                <m:t xml:space="preserve">0</m:t>
+              </m:r>
+              <m:r>
+                <m:rPr>
+                  <m:sty m:val="p"/>
+                </m:rPr>
+                <m:t xml:space="preserve">2</m:t>
+              </m:r>
+              <m:r>
+                <m:rPr>
+                  <m:sty m:val="p"/>
+                </m:rPr>
+                <m:t xml:space="preserve">3</m:t>
+              </m:r>
+            </m:oMath>
+            <w:r>
+              <w:rPr>
+                <w:rFonts w:ascii="Times New Roman" w:hAnsi="Times New Roman" w:cs="Times New Roman" w:eastAsia="Times New Roman"/>
+                <w:b w:val="0"/>
+                <w:i w:val="0"/>
+                <w:sz w:val="24"/>
+              </w:rPr>
+              <w:t xml:space="preserve"> m</w:t>
+            </w:r>
+          </w:p>
+        </w:tc>
+        <w:tc>
+          <w:tcPr>
+            <w:tcW w:type="dxa" w:w="1337"/>
+          </w:tcPr>
+          <w:p>
+            <w:pPr>
+              <w:spacing w:after="0" w:line="240" w:lineRule="auto"/>
+            </w:pPr>
+            <w:r>
+              <w:rPr>
+                <w:rFonts w:ascii="Times New Roman" w:hAnsi="Times New Roman" w:cs="Times New Roman" w:eastAsia="Times New Roman"/>
+                <w:b w:val="0"/>
+                <w:i w:val="0"/>
+                <w:sz w:val="24"/>
+              </w:rPr>
+              <w:t>Tự chọn(4)</w:t>
             </w:r>
           </w:p>
         </w:tc>
@@ -10548,7 +11051,7 @@
           <w:i w:val="0"/>
           <w:sz w:val="26"/>
         </w:rPr>
-        <w:t xml:space="preserve">Tự chọn(3): chọn </w:t>
+        <w:t xml:space="preserve">Tự chọn(3): chọn cánh tay đòn tổng </w:t>
       </w:r>
       <m:oMath>
         <m:sSub>
@@ -10613,7 +11116,7 @@
           <w:i w:val="0"/>
           <w:sz w:val="26"/>
         </w:rPr>
-        <w:t xml:space="preserve"> m từ hai ước lượng cùng cho dải 30-60 mm. Ước lượng thứ nhất: mô hình chổi [2] cho pneumatic trail khoảng 0.33-0.46 lần nửa chiều dài vùng tiếp xúc (nửa chiều dài cỡ 50-70 mm), cộng thêm độ lệch caster. Ước lượng thứ hai: mô-men phản hồi cỡ vài N.m ứng với lực bên cỡ vài nghìn N cho cánh tay đòn phía trục lái 0.001-0.005 m, nhân với </w:t>
+        <w:t xml:space="preserve"> m từ hai ước lượng cùng cho dải 30-60 mm. Ước lượng thứ nhất: pneumatic trail bằng một phần ba nửa chiều dài vùng tiếp xúc theo mô hình chổi [2] (PT (3.13)) và bằng khoảng một phần tư chiều dài vùng tiếp xúc theo quy tắc thực nghiệm của [2] (mục 1.2); với nửa chiều dài cỡ 50-70 mm được 17-35 mm, cộng thêm độ lệch caster. Ước lượng thứ hai: mô-men phản hồi cỡ vài N.m ứng với lực bên cỡ vài nghìn N cho cánh tay đòn phía trục lái 0.001-0.005 m, nhân với </w:t>
       </w:r>
       <m:oMath>
         <m:sSub>
@@ -10710,6 +11213,327 @@
           <w:sz w:val="26"/>
         </w:rPr>
         <w:t xml:space="preserve"> chỉ đúng về bậc độ lớn.</w:t>
+      </w:r>
+    </w:p>
+    <w:p>
+      <w:pPr>
+        <w:jc w:val="both"/>
+      </w:pPr>
+      <w:r>
+        <w:rPr>
+          <w:rFonts w:ascii="Times New Roman" w:hAnsi="Times New Roman" w:cs="Times New Roman" w:eastAsia="Times New Roman"/>
+          <w:b w:val="0"/>
+          <w:i w:val="0"/>
+          <w:sz w:val="26"/>
+        </w:rPr>
+        <w:t xml:space="preserve">Tự chọn(4): chọn </w:t>
+      </w:r>
+      <m:oMath>
+        <m:sSub>
+          <m:e>
+            <m:r>
+              <m:t xml:space="preserve">t</m:t>
+            </m:r>
+          </m:e>
+          <m:sub>
+            <m:r>
+              <m:rPr>
+                <m:sty m:val="p"/>
+              </m:rPr>
+              <m:t xml:space="preserve">0</m:t>
+            </m:r>
+          </m:sub>
+        </m:sSub>
+        <m:r>
+          <m:rPr>
+            <m:sty m:val="p"/>
+          </m:rPr>
+          <m:t xml:space="preserve">=</m:t>
+        </m:r>
+        <m:r>
+          <m:rPr>
+            <m:sty m:val="p"/>
+          </m:rPr>
+          <m:t xml:space="preserve">0</m:t>
+        </m:r>
+        <m:r>
+          <m:rPr>
+            <m:sty m:val="p"/>
+          </m:rPr>
+          <m:t xml:space="preserve">.</m:t>
+        </m:r>
+        <m:r>
+          <m:rPr>
+            <m:sty m:val="p"/>
+          </m:rPr>
+          <m:t xml:space="preserve">0</m:t>
+        </m:r>
+        <m:r>
+          <m:rPr>
+            <m:sty m:val="p"/>
+          </m:rPr>
+          <m:t xml:space="preserve">2</m:t>
+        </m:r>
+        <m:r>
+          <m:rPr>
+            <m:sty m:val="p"/>
+          </m:rPr>
+          <m:t xml:space="preserve">5</m:t>
+        </m:r>
+      </m:oMath>
+      <w:r>
+        <w:rPr>
+          <w:rFonts w:ascii="Times New Roman" w:hAnsi="Times New Roman" w:cs="Times New Roman" w:eastAsia="Times New Roman"/>
+          <w:b w:val="0"/>
+          <w:i w:val="0"/>
+          <w:sz w:val="26"/>
+        </w:rPr>
+        <w:t xml:space="preserve"> m, là giá trị giữa của dải 17-35 mm mà [2] cho pneumatic trail (ước lượng thứ nhất ở trên, với nửa chiều dài vùng tiếp xúc 50-70 mm là ước lượng thông thường của lốp xe con); độ lệch caster là phần còn lại </w:t>
+      </w:r>
+      <m:oMath>
+        <m:sSub>
+          <m:e>
+            <m:r>
+              <m:t xml:space="preserve">e</m:t>
+            </m:r>
+          </m:e>
+          <m:sub>
+            <m:r>
+              <m:t xml:space="preserve">c</m:t>
+            </m:r>
+          </m:sub>
+        </m:sSub>
+        <m:r>
+          <m:rPr>
+            <m:sty m:val="p"/>
+          </m:rPr>
+          <m:t xml:space="preserve">=</m:t>
+        </m:r>
+        <m:sSub>
+          <m:e>
+            <m:r>
+              <m:t xml:space="preserve">e</m:t>
+            </m:r>
+          </m:e>
+          <m:sub>
+            <m:r>
+              <m:t xml:space="preserve">p</m:t>
+            </m:r>
+            <m:r>
+              <m:rPr>
+                <m:sty m:val="p"/>
+              </m:rPr>
+              <m:t xml:space="preserve">0</m:t>
+            </m:r>
+          </m:sub>
+        </m:sSub>
+        <m:r>
+          <m:rPr>
+            <m:sty m:val="p"/>
+          </m:rPr>
+          <m:t xml:space="preserve">-</m:t>
+        </m:r>
+        <m:sSub>
+          <m:e>
+            <m:r>
+              <m:t xml:space="preserve">t</m:t>
+            </m:r>
+          </m:e>
+          <m:sub>
+            <m:r>
+              <m:rPr>
+                <m:sty m:val="p"/>
+              </m:rPr>
+              <m:t xml:space="preserve">0</m:t>
+            </m:r>
+          </m:sub>
+        </m:sSub>
+        <m:r>
+          <m:rPr>
+            <m:sty m:val="p"/>
+          </m:rPr>
+          <m:t xml:space="preserve">=</m:t>
+        </m:r>
+        <m:r>
+          <m:rPr>
+            <m:sty m:val="p"/>
+          </m:rPr>
+          <m:t xml:space="preserve">0</m:t>
+        </m:r>
+        <m:r>
+          <m:rPr>
+            <m:sty m:val="p"/>
+          </m:rPr>
+          <m:t xml:space="preserve">.</m:t>
+        </m:r>
+        <m:r>
+          <m:rPr>
+            <m:sty m:val="p"/>
+          </m:rPr>
+          <m:t xml:space="preserve">0</m:t>
+        </m:r>
+        <m:r>
+          <m:rPr>
+            <m:sty m:val="p"/>
+          </m:rPr>
+          <m:t xml:space="preserve">2</m:t>
+        </m:r>
+        <m:r>
+          <m:rPr>
+            <m:sty m:val="p"/>
+          </m:rPr>
+          <m:t xml:space="preserve">3</m:t>
+        </m:r>
+      </m:oMath>
+      <w:r>
+        <w:rPr>
+          <w:rFonts w:ascii="Times New Roman" w:hAnsi="Times New Roman" w:cs="Times New Roman" w:eastAsia="Times New Roman"/>
+          <w:b w:val="0"/>
+          <w:i w:val="0"/>
+          <w:sz w:val="26"/>
+        </w:rPr>
+        <w:t xml:space="preserve"> m. Quy tắc lấy giá trị giữa của dải nguồn được đặt ra trước khi chạy mô phỏng và không điều chỉnh theo kết quả. Vì không có số đo caster hay pneumatic trail của một xe cụ thể, tỉ lệ chia này là hệ số kém chắc chắn nhất của mô hình lốp, và </w:t>
+      </w:r>
+      <m:oMath>
+        <m:sSub>
+          <m:e>
+            <m:r>
+              <m:t xml:space="preserve">t</m:t>
+            </m:r>
+          </m:e>
+          <m:sub>
+            <m:r>
+              <m:rPr>
+                <m:sty m:val="p"/>
+              </m:rPr>
+              <m:t xml:space="preserve">0</m:t>
+            </m:r>
+          </m:sub>
+        </m:sSub>
+      </m:oMath>
+      <w:r>
+        <w:rPr>
+          <w:rFonts w:ascii="Times New Roman" w:hAnsi="Times New Roman" w:cs="Times New Roman" w:eastAsia="Times New Roman"/>
+          <w:b w:val="0"/>
+          <w:i w:val="0"/>
+          <w:sz w:val="26"/>
+        </w:rPr>
+        <w:t xml:space="preserve"> lớn hơn làm hiện tượng trợ lực thừa lớn hơn, nên luận văn không dựa vào một giá trị mà báo cáo kèm độ nhạy theo </w:t>
+      </w:r>
+      <m:oMath>
+        <m:sSub>
+          <m:e>
+            <m:r>
+              <m:t xml:space="preserve">t</m:t>
+            </m:r>
+          </m:e>
+          <m:sub>
+            <m:r>
+              <m:rPr>
+                <m:sty m:val="p"/>
+              </m:rPr>
+              <m:t xml:space="preserve">0</m:t>
+            </m:r>
+          </m:sub>
+        </m:sSub>
+      </m:oMath>
+      <w:r>
+        <w:rPr>
+          <w:rFonts w:ascii="Times New Roman" w:hAnsi="Times New Roman" w:cs="Times New Roman" w:eastAsia="Times New Roman"/>
+          <w:b w:val="0"/>
+          <w:i w:val="0"/>
+          <w:sz w:val="26"/>
+        </w:rPr>
+        <w:t xml:space="preserve"> trên toàn dải, gồm cả hai cận vật lý (Bảng 6, mục 6.3). Việc chia không ảnh hưởng ở góc trượt nhỏ vì tổng </w:t>
+      </w:r>
+      <m:oMath>
+        <m:sSub>
+          <m:e>
+            <m:r>
+              <m:t xml:space="preserve">e</m:t>
+            </m:r>
+          </m:e>
+          <m:sub>
+            <m:r>
+              <m:t xml:space="preserve">p</m:t>
+            </m:r>
+            <m:r>
+              <m:rPr>
+                <m:sty m:val="p"/>
+              </m:rPr>
+              <m:t xml:space="preserve">0</m:t>
+            </m:r>
+          </m:sub>
+        </m:sSub>
+      </m:oMath>
+      <w:r>
+        <w:rPr>
+          <w:rFonts w:ascii="Times New Roman" w:hAnsi="Times New Roman" w:cs="Times New Roman" w:eastAsia="Times New Roman"/>
+          <w:b w:val="0"/>
+          <w:i w:val="0"/>
+          <w:sz w:val="26"/>
+        </w:rPr>
+        <w:t xml:space="preserve"> giữ nguyên (độ cứng </w:t>
+      </w:r>
+      <m:oMath>
+        <m:sSub>
+          <m:e>
+            <m:r>
+              <m:t xml:space="preserve">k</m:t>
+            </m:r>
+          </m:e>
+          <m:sub>
+            <m:r>
+              <m:t xml:space="preserve">r</m:t>
+            </m:r>
+          </m:sub>
+        </m:sSub>
+      </m:oMath>
+      <w:r>
+        <w:rPr>
+          <w:rFonts w:ascii="Times New Roman" w:hAnsi="Times New Roman" w:cs="Times New Roman" w:eastAsia="Times New Roman"/>
+          <w:b w:val="0"/>
+          <w:i w:val="0"/>
+          <w:sz w:val="26"/>
+        </w:rPr>
+        <w:t xml:space="preserve"> ở mục 6.3 không đổi); nó chỉ quyết định mức sàn </w:t>
+      </w:r>
+      <m:oMath>
+        <m:sSub>
+          <m:e>
+            <m:r>
+              <m:t xml:space="preserve">e</m:t>
+            </m:r>
+          </m:e>
+          <m:sub>
+            <m:r>
+              <m:t xml:space="preserve">c</m:t>
+            </m:r>
+          </m:sub>
+        </m:sSub>
+      </m:oMath>
+      <w:r>
+        <w:rPr>
+          <w:rFonts w:ascii="Times New Roman" w:hAnsi="Times New Roman" w:cs="Times New Roman" w:eastAsia="Times New Roman"/>
+          <w:b w:val="0"/>
+          <w:i w:val="0"/>
+          <w:sz w:val="26"/>
+        </w:rPr>
+        <w:t xml:space="preserve"> của cánh tay đòn khi lốp bão hòa và độ lớn phần mô-men phản hồi phụ thuộc </w:t>
+      </w:r>
+      <m:oMath>
+        <m:r>
+          <m:t xml:space="preserve">μ</m:t>
+        </m:r>
+      </m:oMath>
+      <w:r>
+        <w:rPr>
+          <w:rFonts w:ascii="Times New Roman" w:hAnsi="Times New Roman" w:cs="Times New Roman" w:eastAsia="Times New Roman"/>
+          <w:b w:val="0"/>
+          <w:i w:val="0"/>
+          <w:sz w:val="26"/>
+        </w:rPr>
+        <w:t>.</w:t>
       </w:r>
     </w:p>
     <w:p>
@@ -11674,7 +12498,7 @@
       <w:tr>
         <w:tc>
           <w:tcPr>
-            <w:tcW w:type="dxa" w:w="1093"/>
+            <w:tcW w:type="dxa" w:w="1170"/>
           </w:tcPr>
           <w:p>
             <w:pPr>
@@ -11693,7 +12517,7 @@
         </w:tc>
         <w:tc>
           <w:tcPr>
-            <w:tcW w:type="dxa" w:w="1093"/>
+            <w:tcW w:type="dxa" w:w="1170"/>
           </w:tcPr>
           <w:p>
             <w:pPr>
@@ -11712,7 +12536,7 @@
         </w:tc>
         <w:tc>
           <w:tcPr>
-            <w:tcW w:type="dxa" w:w="984"/>
+            <w:tcW w:type="dxa" w:w="1170"/>
           </w:tcPr>
           <w:p>
             <w:pPr>
@@ -11731,7 +12555,7 @@
         </w:tc>
         <w:tc>
           <w:tcPr>
-            <w:tcW w:type="dxa" w:w="4918"/>
+            <w:tcW w:type="dxa" w:w="4389"/>
           </w:tcPr>
           <w:p>
             <w:pPr>
@@ -11750,7 +12574,7 @@
         </w:tc>
         <w:tc>
           <w:tcPr>
-            <w:tcW w:type="dxa" w:w="984"/>
+            <w:tcW w:type="dxa" w:w="1170"/>
           </w:tcPr>
           <w:p>
             <w:pPr>
@@ -11771,7 +12595,7 @@
       <w:tr>
         <w:tc>
           <w:tcPr>
-            <w:tcW w:type="dxa" w:w="1093"/>
+            <w:tcW w:type="dxa" w:w="1170"/>
           </w:tcPr>
           <w:p>
             <w:pPr>
@@ -11786,7 +12610,7 @@
         </w:tc>
         <w:tc>
           <w:tcPr>
-            <w:tcW w:type="dxa" w:w="1093"/>
+            <w:tcW w:type="dxa" w:w="1170"/>
           </w:tcPr>
           <w:p>
             <w:pPr>
@@ -11805,7 +12629,7 @@
         </w:tc>
         <w:tc>
           <w:tcPr>
-            <w:tcW w:type="dxa" w:w="984"/>
+            <w:tcW w:type="dxa" w:w="1170"/>
           </w:tcPr>
           <w:p>
             <w:pPr>
@@ -11824,7 +12648,7 @@
         </w:tc>
         <w:tc>
           <w:tcPr>
-            <w:tcW w:type="dxa" w:w="4918"/>
+            <w:tcW w:type="dxa" w:w="4389"/>
           </w:tcPr>
           <w:p>
             <w:pPr>
@@ -11843,7 +12667,7 @@
         </w:tc>
         <w:tc>
           <w:tcPr>
-            <w:tcW w:type="dxa" w:w="984"/>
+            <w:tcW w:type="dxa" w:w="1170"/>
           </w:tcPr>
           <w:p>
             <w:pPr>
@@ -11864,7 +12688,7 @@
       <w:tr>
         <w:tc>
           <w:tcPr>
-            <w:tcW w:type="dxa" w:w="1093"/>
+            <w:tcW w:type="dxa" w:w="1170"/>
           </w:tcPr>
           <w:p>
             <w:pPr>
@@ -11888,7 +12712,7 @@
         </w:tc>
         <w:tc>
           <w:tcPr>
-            <w:tcW w:type="dxa" w:w="1093"/>
+            <w:tcW w:type="dxa" w:w="1170"/>
           </w:tcPr>
           <w:p>
             <w:pPr>
@@ -11907,7 +12731,7 @@
         </w:tc>
         <w:tc>
           <w:tcPr>
-            <w:tcW w:type="dxa" w:w="984"/>
+            <w:tcW w:type="dxa" w:w="1170"/>
           </w:tcPr>
           <w:p>
             <w:pPr>
@@ -11926,7 +12750,7 @@
         </w:tc>
         <w:tc>
           <w:tcPr>
-            <w:tcW w:type="dxa" w:w="4918"/>
+            <w:tcW w:type="dxa" w:w="4389"/>
           </w:tcPr>
           <w:p>
             <w:pPr>
@@ -11945,7 +12769,7 @@
         </w:tc>
         <w:tc>
           <w:tcPr>
-            <w:tcW w:type="dxa" w:w="984"/>
+            <w:tcW w:type="dxa" w:w="1170"/>
           </w:tcPr>
           <w:p>
             <w:pPr>
@@ -11966,7 +12790,7 @@
       <w:tr>
         <w:tc>
           <w:tcPr>
-            <w:tcW w:type="dxa" w:w="1093"/>
+            <w:tcW w:type="dxa" w:w="1170"/>
           </w:tcPr>
           <w:p>
             <w:pPr>
@@ -11990,7 +12814,7 @@
         </w:tc>
         <w:tc>
           <w:tcPr>
-            <w:tcW w:type="dxa" w:w="1093"/>
+            <w:tcW w:type="dxa" w:w="1170"/>
           </w:tcPr>
           <w:p>
             <w:pPr>
@@ -12009,7 +12833,7 @@
         </w:tc>
         <w:tc>
           <w:tcPr>
-            <w:tcW w:type="dxa" w:w="984"/>
+            <w:tcW w:type="dxa" w:w="1170"/>
           </w:tcPr>
           <w:p>
             <w:pPr>
@@ -12028,7 +12852,7 @@
         </w:tc>
         <w:tc>
           <w:tcPr>
-            <w:tcW w:type="dxa" w:w="4918"/>
+            <w:tcW w:type="dxa" w:w="4389"/>
           </w:tcPr>
           <w:p>
             <w:pPr>
@@ -12047,7 +12871,7 @@
         </w:tc>
         <w:tc>
           <w:tcPr>
-            <w:tcW w:type="dxa" w:w="984"/>
+            <w:tcW w:type="dxa" w:w="1170"/>
           </w:tcPr>
           <w:p>
             <w:pPr>
@@ -12068,7 +12892,7 @@
       <w:tr>
         <w:tc>
           <w:tcPr>
-            <w:tcW w:type="dxa" w:w="1093"/>
+            <w:tcW w:type="dxa" w:w="1170"/>
           </w:tcPr>
           <w:p>
             <w:pPr>
@@ -12092,7 +12916,7 @@
         </w:tc>
         <w:tc>
           <w:tcPr>
-            <w:tcW w:type="dxa" w:w="1093"/>
+            <w:tcW w:type="dxa" w:w="1170"/>
           </w:tcPr>
           <w:p>
             <w:pPr>
@@ -12111,7 +12935,7 @@
         </w:tc>
         <w:tc>
           <w:tcPr>
-            <w:tcW w:type="dxa" w:w="984"/>
+            <w:tcW w:type="dxa" w:w="1170"/>
           </w:tcPr>
           <w:p>
             <w:pPr>
@@ -12130,7 +12954,7 @@
         </w:tc>
         <w:tc>
           <w:tcPr>
-            <w:tcW w:type="dxa" w:w="4918"/>
+            <w:tcW w:type="dxa" w:w="4389"/>
           </w:tcPr>
           <w:p>
             <w:pPr>
@@ -12149,7 +12973,7 @@
         </w:tc>
         <w:tc>
           <w:tcPr>
-            <w:tcW w:type="dxa" w:w="984"/>
+            <w:tcW w:type="dxa" w:w="1170"/>
           </w:tcPr>
           <w:p>
             <w:pPr>
@@ -15151,7 +15975,7 @@
       <w:tr>
         <w:tc>
           <w:tcPr>
-            <w:tcW w:type="dxa" w:w="1232"/>
+            <w:tcW w:type="dxa" w:w="1134"/>
           </w:tcPr>
           <w:p>
             <w:pPr>
@@ -15170,7 +15994,7 @@
         </w:tc>
         <w:tc>
           <w:tcPr>
-            <w:tcW w:type="dxa" w:w="1120"/>
+            <w:tcW w:type="dxa" w:w="1134"/>
           </w:tcPr>
           <w:p>
             <w:pPr>
@@ -15189,7 +16013,7 @@
         </w:tc>
         <w:tc>
           <w:tcPr>
-            <w:tcW w:type="dxa" w:w="1120"/>
+            <w:tcW w:type="dxa" w:w="1134"/>
           </w:tcPr>
           <w:p>
             <w:pPr>
@@ -15208,7 +16032,7 @@
         </w:tc>
         <w:tc>
           <w:tcPr>
-            <w:tcW w:type="dxa" w:w="1120"/>
+            <w:tcW w:type="dxa" w:w="1134"/>
           </w:tcPr>
           <w:p>
             <w:pPr>
@@ -15227,7 +16051,7 @@
         </w:tc>
         <w:tc>
           <w:tcPr>
-            <w:tcW w:type="dxa" w:w="1120"/>
+            <w:tcW w:type="dxa" w:w="1134"/>
           </w:tcPr>
           <w:p>
             <w:pPr>
@@ -15246,7 +16070,7 @@
         </w:tc>
         <w:tc>
           <w:tcPr>
-            <w:tcW w:type="dxa" w:w="1120"/>
+            <w:tcW w:type="dxa" w:w="1134"/>
           </w:tcPr>
           <w:p>
             <w:pPr>
@@ -15265,7 +16089,7 @@
         </w:tc>
         <w:tc>
           <w:tcPr>
-            <w:tcW w:type="dxa" w:w="1120"/>
+            <w:tcW w:type="dxa" w:w="1134"/>
           </w:tcPr>
           <w:p>
             <w:pPr>
@@ -15284,7 +16108,7 @@
         </w:tc>
         <w:tc>
           <w:tcPr>
-            <w:tcW w:type="dxa" w:w="1120"/>
+            <w:tcW w:type="dxa" w:w="1134"/>
           </w:tcPr>
           <w:p>
             <w:pPr>
@@ -15305,7 +16129,7 @@
       <w:tr>
         <w:tc>
           <w:tcPr>
-            <w:tcW w:type="dxa" w:w="1232"/>
+            <w:tcW w:type="dxa" w:w="1134"/>
           </w:tcPr>
           <w:p>
             <w:pPr>
@@ -15324,7 +16148,7 @@
         </w:tc>
         <w:tc>
           <w:tcPr>
-            <w:tcW w:type="dxa" w:w="1120"/>
+            <w:tcW w:type="dxa" w:w="1134"/>
           </w:tcPr>
           <w:p>
             <w:pPr>
@@ -15343,7 +16167,7 @@
         </w:tc>
         <w:tc>
           <w:tcPr>
-            <w:tcW w:type="dxa" w:w="1120"/>
+            <w:tcW w:type="dxa" w:w="1134"/>
           </w:tcPr>
           <w:p>
             <w:pPr>
@@ -15362,7 +16186,7 @@
         </w:tc>
         <w:tc>
           <w:tcPr>
-            <w:tcW w:type="dxa" w:w="1120"/>
+            <w:tcW w:type="dxa" w:w="1134"/>
           </w:tcPr>
           <w:p>
             <w:pPr>
@@ -15381,7 +16205,7 @@
         </w:tc>
         <w:tc>
           <w:tcPr>
-            <w:tcW w:type="dxa" w:w="1120"/>
+            <w:tcW w:type="dxa" w:w="1134"/>
           </w:tcPr>
           <w:p>
             <w:pPr>
@@ -15400,7 +16224,7 @@
         </w:tc>
         <w:tc>
           <w:tcPr>
-            <w:tcW w:type="dxa" w:w="1120"/>
+            <w:tcW w:type="dxa" w:w="1134"/>
           </w:tcPr>
           <w:p>
             <w:pPr>
@@ -15419,7 +16243,7 @@
         </w:tc>
         <w:tc>
           <w:tcPr>
-            <w:tcW w:type="dxa" w:w="1120"/>
+            <w:tcW w:type="dxa" w:w="1134"/>
           </w:tcPr>
           <w:p>
             <w:pPr>
@@ -15438,7 +16262,7 @@
         </w:tc>
         <w:tc>
           <w:tcPr>
-            <w:tcW w:type="dxa" w:w="1120"/>
+            <w:tcW w:type="dxa" w:w="1134"/>
           </w:tcPr>
           <w:p>
             <w:pPr>
@@ -15459,7 +16283,7 @@
       <w:tr>
         <w:tc>
           <w:tcPr>
-            <w:tcW w:type="dxa" w:w="1232"/>
+            <w:tcW w:type="dxa" w:w="1134"/>
           </w:tcPr>
           <w:p>
             <w:pPr>
@@ -15478,7 +16302,7 @@
         </w:tc>
         <w:tc>
           <w:tcPr>
-            <w:tcW w:type="dxa" w:w="1120"/>
+            <w:tcW w:type="dxa" w:w="1134"/>
           </w:tcPr>
           <w:p>
             <w:pPr>
@@ -15497,7 +16321,7 @@
         </w:tc>
         <w:tc>
           <w:tcPr>
-            <w:tcW w:type="dxa" w:w="1120"/>
+            <w:tcW w:type="dxa" w:w="1134"/>
           </w:tcPr>
           <w:p>
             <w:pPr>
@@ -15516,7 +16340,7 @@
         </w:tc>
         <w:tc>
           <w:tcPr>
-            <w:tcW w:type="dxa" w:w="1120"/>
+            <w:tcW w:type="dxa" w:w="1134"/>
           </w:tcPr>
           <w:p>
             <w:pPr>
@@ -15535,7 +16359,7 @@
         </w:tc>
         <w:tc>
           <w:tcPr>
-            <w:tcW w:type="dxa" w:w="1120"/>
+            <w:tcW w:type="dxa" w:w="1134"/>
           </w:tcPr>
           <w:p>
             <w:pPr>
@@ -15554,7 +16378,7 @@
         </w:tc>
         <w:tc>
           <w:tcPr>
-            <w:tcW w:type="dxa" w:w="1120"/>
+            <w:tcW w:type="dxa" w:w="1134"/>
           </w:tcPr>
           <w:p>
             <w:pPr>
@@ -15573,7 +16397,7 @@
         </w:tc>
         <w:tc>
           <w:tcPr>
-            <w:tcW w:type="dxa" w:w="1120"/>
+            <w:tcW w:type="dxa" w:w="1134"/>
           </w:tcPr>
           <w:p>
             <w:pPr>
@@ -15592,7 +16416,7 @@
         </w:tc>
         <w:tc>
           <w:tcPr>
-            <w:tcW w:type="dxa" w:w="1120"/>
+            <w:tcW w:type="dxa" w:w="1134"/>
           </w:tcPr>
           <w:p>
             <w:pPr>
@@ -15613,7 +16437,7 @@
       <w:tr>
         <w:tc>
           <w:tcPr>
-            <w:tcW w:type="dxa" w:w="1232"/>
+            <w:tcW w:type="dxa" w:w="1134"/>
           </w:tcPr>
           <w:p>
             <w:pPr>
@@ -15632,7 +16456,7 @@
         </w:tc>
         <w:tc>
           <w:tcPr>
-            <w:tcW w:type="dxa" w:w="1120"/>
+            <w:tcW w:type="dxa" w:w="1134"/>
           </w:tcPr>
           <w:p>
             <w:pPr>
@@ -15651,7 +16475,7 @@
         </w:tc>
         <w:tc>
           <w:tcPr>
-            <w:tcW w:type="dxa" w:w="1120"/>
+            <w:tcW w:type="dxa" w:w="1134"/>
           </w:tcPr>
           <w:p>
             <w:pPr>
@@ -15670,7 +16494,7 @@
         </w:tc>
         <w:tc>
           <w:tcPr>
-            <w:tcW w:type="dxa" w:w="1120"/>
+            <w:tcW w:type="dxa" w:w="1134"/>
           </w:tcPr>
           <w:p>
             <w:pPr>
@@ -15689,7 +16513,7 @@
         </w:tc>
         <w:tc>
           <w:tcPr>
-            <w:tcW w:type="dxa" w:w="1120"/>
+            <w:tcW w:type="dxa" w:w="1134"/>
           </w:tcPr>
           <w:p>
             <w:pPr>
@@ -15708,7 +16532,7 @@
         </w:tc>
         <w:tc>
           <w:tcPr>
-            <w:tcW w:type="dxa" w:w="1120"/>
+            <w:tcW w:type="dxa" w:w="1134"/>
           </w:tcPr>
           <w:p>
             <w:pPr>
@@ -15727,7 +16551,7 @@
         </w:tc>
         <w:tc>
           <w:tcPr>
-            <w:tcW w:type="dxa" w:w="1120"/>
+            <w:tcW w:type="dxa" w:w="1134"/>
           </w:tcPr>
           <w:p>
             <w:pPr>
@@ -15746,7 +16570,7 @@
         </w:tc>
         <w:tc>
           <w:tcPr>
-            <w:tcW w:type="dxa" w:w="1120"/>
+            <w:tcW w:type="dxa" w:w="1134"/>
           </w:tcPr>
           <w:p>
             <w:pPr>
@@ -15767,7 +16591,7 @@
       <w:tr>
         <w:tc>
           <w:tcPr>
-            <w:tcW w:type="dxa" w:w="1232"/>
+            <w:tcW w:type="dxa" w:w="1134"/>
           </w:tcPr>
           <w:p>
             <w:pPr>
@@ -15786,7 +16610,7 @@
         </w:tc>
         <w:tc>
           <w:tcPr>
-            <w:tcW w:type="dxa" w:w="1120"/>
+            <w:tcW w:type="dxa" w:w="1134"/>
           </w:tcPr>
           <w:p>
             <w:pPr>
@@ -15805,7 +16629,7 @@
         </w:tc>
         <w:tc>
           <w:tcPr>
-            <w:tcW w:type="dxa" w:w="1120"/>
+            <w:tcW w:type="dxa" w:w="1134"/>
           </w:tcPr>
           <w:p>
             <w:pPr>
@@ -15824,7 +16648,7 @@
         </w:tc>
         <w:tc>
           <w:tcPr>
-            <w:tcW w:type="dxa" w:w="1120"/>
+            <w:tcW w:type="dxa" w:w="1134"/>
           </w:tcPr>
           <w:p>
             <w:pPr>
@@ -15843,7 +16667,7 @@
         </w:tc>
         <w:tc>
           <w:tcPr>
-            <w:tcW w:type="dxa" w:w="1120"/>
+            <w:tcW w:type="dxa" w:w="1134"/>
           </w:tcPr>
           <w:p>
             <w:pPr>
@@ -15862,7 +16686,7 @@
         </w:tc>
         <w:tc>
           <w:tcPr>
-            <w:tcW w:type="dxa" w:w="1120"/>
+            <w:tcW w:type="dxa" w:w="1134"/>
           </w:tcPr>
           <w:p>
             <w:pPr>
@@ -15881,7 +16705,7 @@
         </w:tc>
         <w:tc>
           <w:tcPr>
-            <w:tcW w:type="dxa" w:w="1120"/>
+            <w:tcW w:type="dxa" w:w="1134"/>
           </w:tcPr>
           <w:p>
             <w:pPr>
@@ -15900,7 +16724,7 @@
         </w:tc>
         <w:tc>
           <w:tcPr>
-            <w:tcW w:type="dxa" w:w="1120"/>
+            <w:tcW w:type="dxa" w:w="1134"/>
           </w:tcPr>
           <w:p>
             <w:pPr>
@@ -15921,7 +16745,7 @@
       <w:tr>
         <w:tc>
           <w:tcPr>
-            <w:tcW w:type="dxa" w:w="1232"/>
+            <w:tcW w:type="dxa" w:w="1134"/>
           </w:tcPr>
           <w:p>
             <w:pPr>
@@ -15940,7 +16764,7 @@
         </w:tc>
         <w:tc>
           <w:tcPr>
-            <w:tcW w:type="dxa" w:w="1120"/>
+            <w:tcW w:type="dxa" w:w="1134"/>
           </w:tcPr>
           <w:p>
             <w:pPr>
@@ -15959,7 +16783,7 @@
         </w:tc>
         <w:tc>
           <w:tcPr>
-            <w:tcW w:type="dxa" w:w="1120"/>
+            <w:tcW w:type="dxa" w:w="1134"/>
           </w:tcPr>
           <w:p>
             <w:pPr>
@@ -15978,7 +16802,7 @@
         </w:tc>
         <w:tc>
           <w:tcPr>
-            <w:tcW w:type="dxa" w:w="1120"/>
+            <w:tcW w:type="dxa" w:w="1134"/>
           </w:tcPr>
           <w:p>
             <w:pPr>
@@ -15997,7 +16821,7 @@
         </w:tc>
         <w:tc>
           <w:tcPr>
-            <w:tcW w:type="dxa" w:w="1120"/>
+            <w:tcW w:type="dxa" w:w="1134"/>
           </w:tcPr>
           <w:p>
             <w:pPr>
@@ -16016,7 +16840,7 @@
         </w:tc>
         <w:tc>
           <w:tcPr>
-            <w:tcW w:type="dxa" w:w="1120"/>
+            <w:tcW w:type="dxa" w:w="1134"/>
           </w:tcPr>
           <w:p>
             <w:pPr>
@@ -16035,7 +16859,7 @@
         </w:tc>
         <w:tc>
           <w:tcPr>
-            <w:tcW w:type="dxa" w:w="1120"/>
+            <w:tcW w:type="dxa" w:w="1134"/>
           </w:tcPr>
           <w:p>
             <w:pPr>
@@ -16054,7 +16878,7 @@
         </w:tc>
         <w:tc>
           <w:tcPr>
-            <w:tcW w:type="dxa" w:w="1120"/>
+            <w:tcW w:type="dxa" w:w="1134"/>
           </w:tcPr>
           <w:p>
             <w:pPr>
@@ -16075,7 +16899,7 @@
       <w:tr>
         <w:tc>
           <w:tcPr>
-            <w:tcW w:type="dxa" w:w="1232"/>
+            <w:tcW w:type="dxa" w:w="1134"/>
           </w:tcPr>
           <w:p>
             <w:pPr>
@@ -16094,7 +16918,7 @@
         </w:tc>
         <w:tc>
           <w:tcPr>
-            <w:tcW w:type="dxa" w:w="1120"/>
+            <w:tcW w:type="dxa" w:w="1134"/>
           </w:tcPr>
           <w:p>
             <w:pPr>
@@ -16113,7 +16937,7 @@
         </w:tc>
         <w:tc>
           <w:tcPr>
-            <w:tcW w:type="dxa" w:w="1120"/>
+            <w:tcW w:type="dxa" w:w="1134"/>
           </w:tcPr>
           <w:p>
             <w:pPr>
@@ -16132,7 +16956,7 @@
         </w:tc>
         <w:tc>
           <w:tcPr>
-            <w:tcW w:type="dxa" w:w="1120"/>
+            <w:tcW w:type="dxa" w:w="1134"/>
           </w:tcPr>
           <w:p>
             <w:pPr>
@@ -16151,7 +16975,7 @@
         </w:tc>
         <w:tc>
           <w:tcPr>
-            <w:tcW w:type="dxa" w:w="1120"/>
+            <w:tcW w:type="dxa" w:w="1134"/>
           </w:tcPr>
           <w:p>
             <w:pPr>
@@ -16170,7 +16994,7 @@
         </w:tc>
         <w:tc>
           <w:tcPr>
-            <w:tcW w:type="dxa" w:w="1120"/>
+            <w:tcW w:type="dxa" w:w="1134"/>
           </w:tcPr>
           <w:p>
             <w:pPr>
@@ -16189,7 +17013,7 @@
         </w:tc>
         <w:tc>
           <w:tcPr>
-            <w:tcW w:type="dxa" w:w="1120"/>
+            <w:tcW w:type="dxa" w:w="1134"/>
           </w:tcPr>
           <w:p>
             <w:pPr>
@@ -16208,7 +17032,7 @@
         </w:tc>
         <w:tc>
           <w:tcPr>
-            <w:tcW w:type="dxa" w:w="1120"/>
+            <w:tcW w:type="dxa" w:w="1134"/>
           </w:tcPr>
           <w:p>
             <w:pPr>
@@ -16292,8 +17116,1073 @@
           <w:i w:val="0"/>
           <w:sz w:val="26"/>
         </w:rPr>
-        <w:t>), ở 40 km/h và 100 km/h, với góc vô-lăng tạo gia tốc ngang 0.2 g trên đường khô. Hai kịch bản được dùng: bẻ lái dạng bậc (góc vô-lăng tăng từ 0 tới giá trị giữ trong 0.2 s) và giảm hệ số bám đột ngột từ 0.8 xuống 0.3 khi giữ vô-lăng. Trong kịch bản thứ hai, mô hình gốc cho mô-men cảm biến giảm 0.90 N.m (khoảng 18% so với 5.0 N.m trước đó) ở cả hai tốc độ; đây là độ lớn của hiện tượng trợ lực thừa khi không có bù trừ.</w:t>
+        <w:t xml:space="preserve">), ở 40 km/h và 100 km/h, với góc vô-lăng tạo gia tốc ngang 0.2 g trên đường khô. Hai kịch bản được dùng: bẻ lái dạng bậc (góc vô-lăng tăng từ 0 tới giá trị giữ trong 0.2 s) và giảm hệ số bám đột ngột từ 0.8 xuống 0.3 khi giữ vô-lăng. Trong kịch bản thứ hai, mô hình gốc cho mô-men cảm biến giảm 0.48 N.m ở 40 km/h và 0.52 N.m ở 100 km/h (khoảng 9-10% so với 5.2 N.m trước đó); đây là độ lớn của hiện tượng trợ lực thừa khi không có bù trừ. Mức giảm này phụ thuộc mạnh vào </w:t>
       </w:r>
+      <m:oMath>
+        <m:sSub>
+          <m:e>
+            <m:r>
+              <m:t xml:space="preserve">t</m:t>
+            </m:r>
+          </m:e>
+          <m:sub>
+            <m:r>
+              <m:rPr>
+                <m:sty m:val="p"/>
+              </m:rPr>
+              <m:t xml:space="preserve">0</m:t>
+            </m:r>
+          </m:sub>
+        </m:sSub>
+      </m:oMath>
+      <w:r>
+        <w:rPr>
+          <w:rFonts w:ascii="Times New Roman" w:hAnsi="Times New Roman" w:cs="Times New Roman" w:eastAsia="Times New Roman"/>
+          <w:b w:val="0"/>
+          <w:i w:val="0"/>
+          <w:sz w:val="26"/>
+        </w:rPr>
+        <w:t xml:space="preserve"> của Tự chọn(4), vì chỉ phần pneumatic trail của </w:t>
+      </w:r>
+      <m:oMath>
+        <m:sSub>
+          <m:e>
+            <m:r>
+              <m:t xml:space="preserve">e</m:t>
+            </m:r>
+          </m:e>
+          <m:sub>
+            <m:r>
+              <m:t xml:space="preserve">p</m:t>
+            </m:r>
+          </m:sub>
+        </m:sSub>
+      </m:oMath>
+      <w:r>
+        <w:rPr>
+          <w:rFonts w:ascii="Times New Roman" w:hAnsi="Times New Roman" w:cs="Times New Roman" w:eastAsia="Times New Roman"/>
+          <w:b w:val="0"/>
+          <w:i w:val="0"/>
+          <w:sz w:val="26"/>
+        </w:rPr>
+        <w:t xml:space="preserve"> nhạy với </w:t>
+      </w:r>
+      <m:oMath>
+        <m:r>
+          <m:t xml:space="preserve">μ</m:t>
+        </m:r>
+      </m:oMath>
+      <w:r>
+        <w:rPr>
+          <w:rFonts w:ascii="Times New Roman" w:hAnsi="Times New Roman" w:cs="Times New Roman" w:eastAsia="Times New Roman"/>
+          <w:b w:val="0"/>
+          <w:i w:val="0"/>
+          <w:sz w:val="26"/>
+        </w:rPr>
+        <w:t xml:space="preserve"> (Bảng 6): trên toàn dải 17-35 mm của [2], mức giảm từ khoảng 6% đến 13%; hai cận vật lý là khoảng 1-3% khi toàn bộ cánh tay đòn là caster (</w:t>
+      </w:r>
+      <m:oMath>
+        <m:sSub>
+          <m:e>
+            <m:r>
+              <m:t xml:space="preserve">t</m:t>
+            </m:r>
+          </m:e>
+          <m:sub>
+            <m:r>
+              <m:rPr>
+                <m:sty m:val="p"/>
+              </m:rPr>
+              <m:t xml:space="preserve">0</m:t>
+            </m:r>
+          </m:sub>
+        </m:sSub>
+        <m:r>
+          <m:rPr>
+            <m:sty m:val="p"/>
+          </m:rPr>
+          <m:t xml:space="preserve">=</m:t>
+        </m:r>
+        <m:r>
+          <m:rPr>
+            <m:sty m:val="p"/>
+          </m:rPr>
+          <m:t xml:space="preserve">0</m:t>
+        </m:r>
+      </m:oMath>
+      <w:r>
+        <w:rPr>
+          <w:rFonts w:ascii="Times New Roman" w:hAnsi="Times New Roman" w:cs="Times New Roman" w:eastAsia="Times New Roman"/>
+          <w:b w:val="0"/>
+          <w:i w:val="0"/>
+          <w:sz w:val="26"/>
+        </w:rPr>
+        <w:t>) và 18% khi toàn bộ là pneumatic trail (</w:t>
+      </w:r>
+      <m:oMath>
+        <m:sSub>
+          <m:e>
+            <m:r>
+              <m:t xml:space="preserve">t</m:t>
+            </m:r>
+          </m:e>
+          <m:sub>
+            <m:r>
+              <m:rPr>
+                <m:sty m:val="p"/>
+              </m:rPr>
+              <m:t xml:space="preserve">0</m:t>
+            </m:r>
+          </m:sub>
+        </m:sSub>
+        <m:r>
+          <m:rPr>
+            <m:sty m:val="p"/>
+          </m:rPr>
+          <m:t xml:space="preserve">=</m:t>
+        </m:r>
+        <m:sSub>
+          <m:e>
+            <m:r>
+              <m:t xml:space="preserve">e</m:t>
+            </m:r>
+          </m:e>
+          <m:sub>
+            <m:r>
+              <m:t xml:space="preserve">p</m:t>
+            </m:r>
+            <m:r>
+              <m:rPr>
+                <m:sty m:val="p"/>
+              </m:rPr>
+              <m:t xml:space="preserve">0</m:t>
+            </m:r>
+          </m:sub>
+        </m:sSub>
+      </m:oMath>
+      <w:r>
+        <w:rPr>
+          <w:rFonts w:ascii="Times New Roman" w:hAnsi="Times New Roman" w:cs="Times New Roman" w:eastAsia="Times New Roman"/>
+          <w:b w:val="0"/>
+          <w:i w:val="0"/>
+          <w:sz w:val="26"/>
+        </w:rPr>
+        <w:t xml:space="preserve">). Độ lớn của hiện tượng trợ lực thừa trong luận văn vì vậy chỉ chắc về bậc độ lớn và được báo cáo kèm dải này; chiều của hiện tượng (tay lái nhẹ đi khi </w:t>
+      </w:r>
+      <m:oMath>
+        <m:r>
+          <m:t xml:space="preserve">μ</m:t>
+        </m:r>
+      </m:oMath>
+      <w:r>
+        <w:rPr>
+          <w:rFonts w:ascii="Times New Roman" w:hAnsi="Times New Roman" w:cs="Times New Roman" w:eastAsia="Times New Roman"/>
+          <w:b w:val="0"/>
+          <w:i w:val="0"/>
+          <w:sz w:val="26"/>
+        </w:rPr>
+        <w:t xml:space="preserve"> giảm) thì không phụ thuộc </w:t>
+      </w:r>
+      <m:oMath>
+        <m:sSub>
+          <m:e>
+            <m:r>
+              <m:t xml:space="preserve">t</m:t>
+            </m:r>
+          </m:e>
+          <m:sub>
+            <m:r>
+              <m:rPr>
+                <m:sty m:val="p"/>
+              </m:rPr>
+              <m:t xml:space="preserve">0</m:t>
+            </m:r>
+          </m:sub>
+        </m:sSub>
+      </m:oMath>
+      <w:r>
+        <w:rPr>
+          <w:rFonts w:ascii="Times New Roman" w:hAnsi="Times New Roman" w:cs="Times New Roman" w:eastAsia="Times New Roman"/>
+          <w:b w:val="0"/>
+          <w:i w:val="0"/>
+          <w:sz w:val="26"/>
+        </w:rPr>
+        <w:t>.</w:t>
+      </w:r>
+    </w:p>
+    <w:p>
+      <w:pPr>
+        <w:keepNext/>
+        <w:jc w:val="center"/>
+      </w:pPr>
+      <w:r>
+        <w:rPr>
+          <w:rFonts w:ascii="Times New Roman" w:hAnsi="Times New Roman" w:cs="Times New Roman" w:eastAsia="Times New Roman"/>
+          <w:b w:val="0"/>
+          <w:i/>
+          <w:sz w:val="24"/>
+        </w:rPr>
+        <w:t xml:space="preserve">Bảng 6: Mức giảm mô-men cảm biến khi </w:t>
+      </w:r>
+      <m:oMath>
+        <m:r>
+          <m:t xml:space="preserve">μ</m:t>
+        </m:r>
+      </m:oMath>
+      <w:r>
+        <w:rPr>
+          <w:rFonts w:ascii="Times New Roman" w:hAnsi="Times New Roman" w:cs="Times New Roman" w:eastAsia="Times New Roman"/>
+          <w:b w:val="0"/>
+          <w:i/>
+          <w:sz w:val="24"/>
+        </w:rPr>
+        <w:t xml:space="preserve"> giảm từ 0.8 xuống 0.3 (hở vòng, giữ góc vô-lăng, 0.2 g) theo </w:t>
+      </w:r>
+      <m:oMath>
+        <m:sSub>
+          <m:e>
+            <m:r>
+              <m:t xml:space="preserve">t</m:t>
+            </m:r>
+          </m:e>
+          <m:sub>
+            <m:r>
+              <m:rPr>
+                <m:sty m:val="p"/>
+              </m:rPr>
+              <m:t xml:space="preserve">0</m:t>
+            </m:r>
+          </m:sub>
+        </m:sSub>
+      </m:oMath>
+    </w:p>
+    <w:tbl>
+      <w:tblPr>
+        <w:tblStyle w:val="TableGrid"/>
+        <w:tblW w:type="auto" w:w="0"/>
+        <w:jc w:val="center"/>
+        <w:tblLayout w:type="fixed"/>
+        <w:tblLook w:firstColumn="1" w:firstRow="1" w:lastColumn="0" w:lastRow="0" w:noHBand="0" w:noVBand="1" w:val="04A0"/>
+      </w:tblPr>
+      <w:tblGrid>
+        <w:gridCol w:w="1814"/>
+        <w:gridCol w:w="1814"/>
+        <w:gridCol w:w="1814"/>
+        <w:gridCol w:w="1814"/>
+        <w:gridCol w:w="1814"/>
+      </w:tblGrid>
+      <w:tr>
+        <w:tc>
+          <w:tcPr>
+            <w:tcW w:type="dxa" w:w="1112"/>
+          </w:tcPr>
+          <w:p>
+            <w:pPr>
+              <w:spacing w:after="0" w:line="240" w:lineRule="auto"/>
+            </w:pPr>
+            <m:oMath>
+              <m:sSub>
+                <m:e>
+                  <m:r>
+                    <m:t xml:space="preserve">t</m:t>
+                  </m:r>
+                </m:e>
+                <m:sub>
+                  <m:r>
+                    <m:rPr>
+                      <m:sty m:val="p"/>
+                    </m:rPr>
+                    <m:t xml:space="preserve">0</m:t>
+                  </m:r>
+                </m:sub>
+              </m:sSub>
+            </m:oMath>
+            <w:r>
+              <w:rPr>
+                <w:rFonts w:ascii="Times New Roman" w:hAnsi="Times New Roman" w:cs="Times New Roman" w:eastAsia="Times New Roman"/>
+                <w:b/>
+                <w:i w:val="0"/>
+                <w:sz w:val="24"/>
+              </w:rPr>
+              <w:t xml:space="preserve"> [mm]</w:t>
+            </w:r>
+          </w:p>
+        </w:tc>
+        <w:tc>
+          <w:tcPr>
+            <w:tcW w:type="dxa" w:w="1027"/>
+          </w:tcPr>
+          <w:p>
+            <w:pPr>
+              <w:spacing w:after="0" w:line="240" w:lineRule="auto"/>
+            </w:pPr>
+            <m:oMath>
+              <m:sSub>
+                <m:e>
+                  <m:r>
+                    <m:t xml:space="preserve">e</m:t>
+                  </m:r>
+                </m:e>
+                <m:sub>
+                  <m:r>
+                    <m:t xml:space="preserve">c</m:t>
+                  </m:r>
+                </m:sub>
+              </m:sSub>
+            </m:oMath>
+            <w:r>
+              <w:rPr>
+                <w:rFonts w:ascii="Times New Roman" w:hAnsi="Times New Roman" w:cs="Times New Roman" w:eastAsia="Times New Roman"/>
+                <w:b/>
+                <w:i w:val="0"/>
+                <w:sz w:val="24"/>
+              </w:rPr>
+              <w:t xml:space="preserve"> [mm]</w:t>
+            </w:r>
+          </w:p>
+        </w:tc>
+        <w:tc>
+          <w:tcPr>
+            <w:tcW w:type="dxa" w:w="2567"/>
+          </w:tcPr>
+          <w:p>
+            <w:pPr>
+              <w:spacing w:after="0" w:line="240" w:lineRule="auto"/>
+            </w:pPr>
+            <w:r>
+              <w:rPr>
+                <w:rFonts w:ascii="Times New Roman" w:hAnsi="Times New Roman" w:cs="Times New Roman" w:eastAsia="Times New Roman"/>
+                <w:b/>
+                <w:i w:val="0"/>
+                <w:sz w:val="24"/>
+              </w:rPr>
+              <w:t>Mô-men cảm biến trước [N.m]</w:t>
+            </w:r>
+          </w:p>
+        </w:tc>
+        <w:tc>
+          <w:tcPr>
+            <w:tcW w:type="dxa" w:w="2139"/>
+          </w:tcPr>
+          <w:p>
+            <w:pPr>
+              <w:spacing w:after="0" w:line="240" w:lineRule="auto"/>
+            </w:pPr>
+            <w:r>
+              <w:rPr>
+                <w:rFonts w:ascii="Times New Roman" w:hAnsi="Times New Roman" w:cs="Times New Roman" w:eastAsia="Times New Roman"/>
+                <w:b/>
+                <w:i w:val="0"/>
+                <w:sz w:val="24"/>
+              </w:rPr>
+              <w:t>Mức giảm ở 40 km/h [%]</w:t>
+            </w:r>
+          </w:p>
+        </w:tc>
+        <w:tc>
+          <w:tcPr>
+            <w:tcW w:type="dxa" w:w="2225"/>
+          </w:tcPr>
+          <w:p>
+            <w:pPr>
+              <w:spacing w:after="0" w:line="240" w:lineRule="auto"/>
+            </w:pPr>
+            <w:r>
+              <w:rPr>
+                <w:rFonts w:ascii="Times New Roman" w:hAnsi="Times New Roman" w:cs="Times New Roman" w:eastAsia="Times New Roman"/>
+                <w:b/>
+                <w:i w:val="0"/>
+                <w:sz w:val="24"/>
+              </w:rPr>
+              <w:t>Mức giảm ở 100 km/h [%]</w:t>
+            </w:r>
+          </w:p>
+        </w:tc>
+      </w:tr>
+      <w:tr>
+        <w:tc>
+          <w:tcPr>
+            <w:tcW w:type="dxa" w:w="1112"/>
+          </w:tcPr>
+          <w:p>
+            <w:pPr>
+              <w:spacing w:after="0" w:line="240" w:lineRule="auto"/>
+            </w:pPr>
+            <w:r>
+              <w:rPr>
+                <w:rFonts w:ascii="Times New Roman" w:hAnsi="Times New Roman" w:cs="Times New Roman" w:eastAsia="Times New Roman"/>
+                <w:b w:val="0"/>
+                <w:i w:val="0"/>
+                <w:sz w:val="24"/>
+              </w:rPr>
+              <w:t>0 (cận dưới)</w:t>
+            </w:r>
+          </w:p>
+        </w:tc>
+        <w:tc>
+          <w:tcPr>
+            <w:tcW w:type="dxa" w:w="1027"/>
+          </w:tcPr>
+          <w:p>
+            <w:pPr>
+              <w:spacing w:after="0" w:line="240" w:lineRule="auto"/>
+            </w:pPr>
+            <w:r>
+              <w:rPr>
+                <w:rFonts w:ascii="Times New Roman" w:hAnsi="Times New Roman" w:cs="Times New Roman" w:eastAsia="Times New Roman"/>
+                <w:b w:val="0"/>
+                <w:i w:val="0"/>
+                <w:sz w:val="24"/>
+              </w:rPr>
+              <w:t>48</w:t>
+            </w:r>
+          </w:p>
+        </w:tc>
+        <w:tc>
+          <w:tcPr>
+            <w:tcW w:type="dxa" w:w="2567"/>
+          </w:tcPr>
+          <w:p>
+            <w:pPr>
+              <w:spacing w:after="0" w:line="240" w:lineRule="auto"/>
+            </w:pPr>
+            <w:r>
+              <w:rPr>
+                <w:rFonts w:ascii="Times New Roman" w:hAnsi="Times New Roman" w:cs="Times New Roman" w:eastAsia="Times New Roman"/>
+                <w:b w:val="0"/>
+                <w:i w:val="0"/>
+                <w:sz w:val="24"/>
+              </w:rPr>
+              <w:t>5.46</w:t>
+            </w:r>
+          </w:p>
+        </w:tc>
+        <w:tc>
+          <w:tcPr>
+            <w:tcW w:type="dxa" w:w="2139"/>
+          </w:tcPr>
+          <w:p>
+            <w:pPr>
+              <w:spacing w:after="0" w:line="240" w:lineRule="auto"/>
+            </w:pPr>
+            <w:r>
+              <w:rPr>
+                <w:rFonts w:ascii="Times New Roman" w:hAnsi="Times New Roman" w:cs="Times New Roman" w:eastAsia="Times New Roman"/>
+                <w:b w:val="0"/>
+                <w:i w:val="0"/>
+                <w:sz w:val="24"/>
+              </w:rPr>
+              <w:t>0.8</w:t>
+            </w:r>
+          </w:p>
+        </w:tc>
+        <w:tc>
+          <w:tcPr>
+            <w:tcW w:type="dxa" w:w="2225"/>
+          </w:tcPr>
+          <w:p>
+            <w:pPr>
+              <w:spacing w:after="0" w:line="240" w:lineRule="auto"/>
+            </w:pPr>
+            <w:r>
+              <w:rPr>
+                <w:rFonts w:ascii="Times New Roman" w:hAnsi="Times New Roman" w:cs="Times New Roman" w:eastAsia="Times New Roman"/>
+                <w:b w:val="0"/>
+                <w:i w:val="0"/>
+                <w:sz w:val="24"/>
+              </w:rPr>
+              <w:t>2.7</w:t>
+            </w:r>
+          </w:p>
+        </w:tc>
+      </w:tr>
+      <w:tr>
+        <w:tc>
+          <w:tcPr>
+            <w:tcW w:type="dxa" w:w="1112"/>
+          </w:tcPr>
+          <w:p>
+            <w:pPr>
+              <w:spacing w:after="0" w:line="240" w:lineRule="auto"/>
+            </w:pPr>
+            <w:r>
+              <w:rPr>
+                <w:rFonts w:ascii="Times New Roman" w:hAnsi="Times New Roman" w:cs="Times New Roman" w:eastAsia="Times New Roman"/>
+                <w:b w:val="0"/>
+                <w:i w:val="0"/>
+                <w:sz w:val="24"/>
+              </w:rPr>
+              <w:t>17</w:t>
+            </w:r>
+          </w:p>
+        </w:tc>
+        <w:tc>
+          <w:tcPr>
+            <w:tcW w:type="dxa" w:w="1027"/>
+          </w:tcPr>
+          <w:p>
+            <w:pPr>
+              <w:spacing w:after="0" w:line="240" w:lineRule="auto"/>
+            </w:pPr>
+            <w:r>
+              <w:rPr>
+                <w:rFonts w:ascii="Times New Roman" w:hAnsi="Times New Roman" w:cs="Times New Roman" w:eastAsia="Times New Roman"/>
+                <w:b w:val="0"/>
+                <w:i w:val="0"/>
+                <w:sz w:val="24"/>
+              </w:rPr>
+              <w:t>31</w:t>
+            </w:r>
+          </w:p>
+        </w:tc>
+        <w:tc>
+          <w:tcPr>
+            <w:tcW w:type="dxa" w:w="2567"/>
+          </w:tcPr>
+          <w:p>
+            <w:pPr>
+              <w:spacing w:after="0" w:line="240" w:lineRule="auto"/>
+            </w:pPr>
+            <w:r>
+              <w:rPr>
+                <w:rFonts w:ascii="Times New Roman" w:hAnsi="Times New Roman" w:cs="Times New Roman" w:eastAsia="Times New Roman"/>
+                <w:b w:val="0"/>
+                <w:i w:val="0"/>
+                <w:sz w:val="24"/>
+              </w:rPr>
+              <w:t>5.30</w:t>
+            </w:r>
+          </w:p>
+        </w:tc>
+        <w:tc>
+          <w:tcPr>
+            <w:tcW w:type="dxa" w:w="2139"/>
+          </w:tcPr>
+          <w:p>
+            <w:pPr>
+              <w:spacing w:after="0" w:line="240" w:lineRule="auto"/>
+            </w:pPr>
+            <w:r>
+              <w:rPr>
+                <w:rFonts w:ascii="Times New Roman" w:hAnsi="Times New Roman" w:cs="Times New Roman" w:eastAsia="Times New Roman"/>
+                <w:b w:val="0"/>
+                <w:i w:val="0"/>
+                <w:sz w:val="24"/>
+              </w:rPr>
+              <w:t>6.4</w:t>
+            </w:r>
+          </w:p>
+        </w:tc>
+        <w:tc>
+          <w:tcPr>
+            <w:tcW w:type="dxa" w:w="2225"/>
+          </w:tcPr>
+          <w:p>
+            <w:pPr>
+              <w:spacing w:after="0" w:line="240" w:lineRule="auto"/>
+            </w:pPr>
+            <w:r>
+              <w:rPr>
+                <w:rFonts w:ascii="Times New Roman" w:hAnsi="Times New Roman" w:cs="Times New Roman" w:eastAsia="Times New Roman"/>
+                <w:b w:val="0"/>
+                <w:i w:val="0"/>
+                <w:sz w:val="24"/>
+              </w:rPr>
+              <w:t>7.5</w:t>
+            </w:r>
+          </w:p>
+        </w:tc>
+      </w:tr>
+      <w:tr>
+        <w:tc>
+          <w:tcPr>
+            <w:tcW w:type="dxa" w:w="1112"/>
+          </w:tcPr>
+          <w:p>
+            <w:pPr>
+              <w:spacing w:after="0" w:line="240" w:lineRule="auto"/>
+            </w:pPr>
+            <w:r>
+              <w:rPr>
+                <w:rFonts w:ascii="Times New Roman" w:hAnsi="Times New Roman" w:cs="Times New Roman" w:eastAsia="Times New Roman"/>
+                <w:b w:val="0"/>
+                <w:i w:val="0"/>
+                <w:sz w:val="24"/>
+              </w:rPr>
+              <w:t>20</w:t>
+            </w:r>
+          </w:p>
+        </w:tc>
+        <w:tc>
+          <w:tcPr>
+            <w:tcW w:type="dxa" w:w="1027"/>
+          </w:tcPr>
+          <w:p>
+            <w:pPr>
+              <w:spacing w:after="0" w:line="240" w:lineRule="auto"/>
+            </w:pPr>
+            <w:r>
+              <w:rPr>
+                <w:rFonts w:ascii="Times New Roman" w:hAnsi="Times New Roman" w:cs="Times New Roman" w:eastAsia="Times New Roman"/>
+                <w:b w:val="0"/>
+                <w:i w:val="0"/>
+                <w:sz w:val="24"/>
+              </w:rPr>
+              <w:t>28</w:t>
+            </w:r>
+          </w:p>
+        </w:tc>
+        <w:tc>
+          <w:tcPr>
+            <w:tcW w:type="dxa" w:w="2567"/>
+          </w:tcPr>
+          <w:p>
+            <w:pPr>
+              <w:spacing w:after="0" w:line="240" w:lineRule="auto"/>
+            </w:pPr>
+            <w:r>
+              <w:rPr>
+                <w:rFonts w:ascii="Times New Roman" w:hAnsi="Times New Roman" w:cs="Times New Roman" w:eastAsia="Times New Roman"/>
+                <w:b w:val="0"/>
+                <w:i w:val="0"/>
+                <w:sz w:val="24"/>
+              </w:rPr>
+              <w:t>5.27</w:t>
+            </w:r>
+          </w:p>
+        </w:tc>
+        <w:tc>
+          <w:tcPr>
+            <w:tcW w:type="dxa" w:w="2139"/>
+          </w:tcPr>
+          <w:p>
+            <w:pPr>
+              <w:spacing w:after="0" w:line="240" w:lineRule="auto"/>
+            </w:pPr>
+            <w:r>
+              <w:rPr>
+                <w:rFonts w:ascii="Times New Roman" w:hAnsi="Times New Roman" w:cs="Times New Roman" w:eastAsia="Times New Roman"/>
+                <w:b w:val="0"/>
+                <w:i w:val="0"/>
+                <w:sz w:val="24"/>
+              </w:rPr>
+              <w:t>7.5</w:t>
+            </w:r>
+          </w:p>
+        </w:tc>
+        <w:tc>
+          <w:tcPr>
+            <w:tcW w:type="dxa" w:w="2225"/>
+          </w:tcPr>
+          <w:p>
+            <w:pPr>
+              <w:spacing w:after="0" w:line="240" w:lineRule="auto"/>
+            </w:pPr>
+            <w:r>
+              <w:rPr>
+                <w:rFonts w:ascii="Times New Roman" w:hAnsi="Times New Roman" w:cs="Times New Roman" w:eastAsia="Times New Roman"/>
+                <w:b w:val="0"/>
+                <w:i w:val="0"/>
+                <w:sz w:val="24"/>
+              </w:rPr>
+              <w:t>8.4</w:t>
+            </w:r>
+          </w:p>
+        </w:tc>
+      </w:tr>
+      <w:tr>
+        <w:tc>
+          <w:tcPr>
+            <w:tcW w:type="dxa" w:w="1112"/>
+          </w:tcPr>
+          <w:p>
+            <w:pPr>
+              <w:spacing w:after="0" w:line="240" w:lineRule="auto"/>
+            </w:pPr>
+            <w:r>
+              <w:rPr>
+                <w:rFonts w:ascii="Times New Roman" w:hAnsi="Times New Roman" w:cs="Times New Roman" w:eastAsia="Times New Roman"/>
+                <w:b w:val="0"/>
+                <w:i w:val="0"/>
+                <w:sz w:val="24"/>
+              </w:rPr>
+              <w:t>25 (chọn)</w:t>
+            </w:r>
+          </w:p>
+        </w:tc>
+        <w:tc>
+          <w:tcPr>
+            <w:tcW w:type="dxa" w:w="1027"/>
+          </w:tcPr>
+          <w:p>
+            <w:pPr>
+              <w:spacing w:after="0" w:line="240" w:lineRule="auto"/>
+            </w:pPr>
+            <w:r>
+              <w:rPr>
+                <w:rFonts w:ascii="Times New Roman" w:hAnsi="Times New Roman" w:cs="Times New Roman" w:eastAsia="Times New Roman"/>
+                <w:b w:val="0"/>
+                <w:i w:val="0"/>
+                <w:sz w:val="24"/>
+              </w:rPr>
+              <w:t>23</w:t>
+            </w:r>
+          </w:p>
+        </w:tc>
+        <w:tc>
+          <w:tcPr>
+            <w:tcW w:type="dxa" w:w="2567"/>
+          </w:tcPr>
+          <w:p>
+            <w:pPr>
+              <w:spacing w:after="0" w:line="240" w:lineRule="auto"/>
+            </w:pPr>
+            <w:r>
+              <w:rPr>
+                <w:rFonts w:ascii="Times New Roman" w:hAnsi="Times New Roman" w:cs="Times New Roman" w:eastAsia="Times New Roman"/>
+                <w:b w:val="0"/>
+                <w:i w:val="0"/>
+                <w:sz w:val="24"/>
+              </w:rPr>
+              <w:t>5.22</w:t>
+            </w:r>
+          </w:p>
+        </w:tc>
+        <w:tc>
+          <w:tcPr>
+            <w:tcW w:type="dxa" w:w="2139"/>
+          </w:tcPr>
+          <w:p>
+            <w:pPr>
+              <w:spacing w:after="0" w:line="240" w:lineRule="auto"/>
+            </w:pPr>
+            <w:r>
+              <w:rPr>
+                <w:rFonts w:ascii="Times New Roman" w:hAnsi="Times New Roman" w:cs="Times New Roman" w:eastAsia="Times New Roman"/>
+                <w:b w:val="0"/>
+                <w:i w:val="0"/>
+                <w:sz w:val="24"/>
+              </w:rPr>
+              <w:t>9.3</w:t>
+            </w:r>
+          </w:p>
+        </w:tc>
+        <w:tc>
+          <w:tcPr>
+            <w:tcW w:type="dxa" w:w="2225"/>
+          </w:tcPr>
+          <w:p>
+            <w:pPr>
+              <w:spacing w:after="0" w:line="240" w:lineRule="auto"/>
+            </w:pPr>
+            <w:r>
+              <w:rPr>
+                <w:rFonts w:ascii="Times New Roman" w:hAnsi="Times New Roman" w:cs="Times New Roman" w:eastAsia="Times New Roman"/>
+                <w:b w:val="0"/>
+                <w:i w:val="0"/>
+                <w:sz w:val="24"/>
+              </w:rPr>
+              <w:t>10.0</w:t>
+            </w:r>
+          </w:p>
+        </w:tc>
+      </w:tr>
+      <w:tr>
+        <w:tc>
+          <w:tcPr>
+            <w:tcW w:type="dxa" w:w="1112"/>
+          </w:tcPr>
+          <w:p>
+            <w:pPr>
+              <w:spacing w:after="0" w:line="240" w:lineRule="auto"/>
+            </w:pPr>
+            <w:r>
+              <w:rPr>
+                <w:rFonts w:ascii="Times New Roman" w:hAnsi="Times New Roman" w:cs="Times New Roman" w:eastAsia="Times New Roman"/>
+                <w:b w:val="0"/>
+                <w:i w:val="0"/>
+                <w:sz w:val="24"/>
+              </w:rPr>
+              <w:t>30</w:t>
+            </w:r>
+          </w:p>
+        </w:tc>
+        <w:tc>
+          <w:tcPr>
+            <w:tcW w:type="dxa" w:w="1027"/>
+          </w:tcPr>
+          <w:p>
+            <w:pPr>
+              <w:spacing w:after="0" w:line="240" w:lineRule="auto"/>
+            </w:pPr>
+            <w:r>
+              <w:rPr>
+                <w:rFonts w:ascii="Times New Roman" w:hAnsi="Times New Roman" w:cs="Times New Roman" w:eastAsia="Times New Roman"/>
+                <w:b w:val="0"/>
+                <w:i w:val="0"/>
+                <w:sz w:val="24"/>
+              </w:rPr>
+              <w:t>18</w:t>
+            </w:r>
+          </w:p>
+        </w:tc>
+        <w:tc>
+          <w:tcPr>
+            <w:tcW w:type="dxa" w:w="2567"/>
+          </w:tcPr>
+          <w:p>
+            <w:pPr>
+              <w:spacing w:after="0" w:line="240" w:lineRule="auto"/>
+            </w:pPr>
+            <w:r>
+              <w:rPr>
+                <w:rFonts w:ascii="Times New Roman" w:hAnsi="Times New Roman" w:cs="Times New Roman" w:eastAsia="Times New Roman"/>
+                <w:b w:val="0"/>
+                <w:i w:val="0"/>
+                <w:sz w:val="24"/>
+              </w:rPr>
+              <w:t>5.17</w:t>
+            </w:r>
+          </w:p>
+        </w:tc>
+        <w:tc>
+          <w:tcPr>
+            <w:tcW w:type="dxa" w:w="2139"/>
+          </w:tcPr>
+          <w:p>
+            <w:pPr>
+              <w:spacing w:after="0" w:line="240" w:lineRule="auto"/>
+            </w:pPr>
+            <w:r>
+              <w:rPr>
+                <w:rFonts w:ascii="Times New Roman" w:hAnsi="Times New Roman" w:cs="Times New Roman" w:eastAsia="Times New Roman"/>
+                <w:b w:val="0"/>
+                <w:i w:val="0"/>
+                <w:sz w:val="24"/>
+              </w:rPr>
+              <w:t>11.1</w:t>
+            </w:r>
+          </w:p>
+        </w:tc>
+        <w:tc>
+          <w:tcPr>
+            <w:tcW w:type="dxa" w:w="2225"/>
+          </w:tcPr>
+          <w:p>
+            <w:pPr>
+              <w:spacing w:after="0" w:line="240" w:lineRule="auto"/>
+            </w:pPr>
+            <w:r>
+              <w:rPr>
+                <w:rFonts w:ascii="Times New Roman" w:hAnsi="Times New Roman" w:cs="Times New Roman" w:eastAsia="Times New Roman"/>
+                <w:b w:val="0"/>
+                <w:i w:val="0"/>
+                <w:sz w:val="24"/>
+              </w:rPr>
+              <w:t>11.6</w:t>
+            </w:r>
+          </w:p>
+        </w:tc>
+      </w:tr>
+      <w:tr>
+        <w:tc>
+          <w:tcPr>
+            <w:tcW w:type="dxa" w:w="1112"/>
+          </w:tcPr>
+          <w:p>
+            <w:pPr>
+              <w:spacing w:after="0" w:line="240" w:lineRule="auto"/>
+            </w:pPr>
+            <w:r>
+              <w:rPr>
+                <w:rFonts w:ascii="Times New Roman" w:hAnsi="Times New Roman" w:cs="Times New Roman" w:eastAsia="Times New Roman"/>
+                <w:b w:val="0"/>
+                <w:i w:val="0"/>
+                <w:sz w:val="24"/>
+              </w:rPr>
+              <w:t>35</w:t>
+            </w:r>
+          </w:p>
+        </w:tc>
+        <w:tc>
+          <w:tcPr>
+            <w:tcW w:type="dxa" w:w="1027"/>
+          </w:tcPr>
+          <w:p>
+            <w:pPr>
+              <w:spacing w:after="0" w:line="240" w:lineRule="auto"/>
+            </w:pPr>
+            <w:r>
+              <w:rPr>
+                <w:rFonts w:ascii="Times New Roman" w:hAnsi="Times New Roman" w:cs="Times New Roman" w:eastAsia="Times New Roman"/>
+                <w:b w:val="0"/>
+                <w:i w:val="0"/>
+                <w:sz w:val="24"/>
+              </w:rPr>
+              <w:t>13</w:t>
+            </w:r>
+          </w:p>
+        </w:tc>
+        <w:tc>
+          <w:tcPr>
+            <w:tcW w:type="dxa" w:w="2567"/>
+          </w:tcPr>
+          <w:p>
+            <w:pPr>
+              <w:spacing w:after="0" w:line="240" w:lineRule="auto"/>
+            </w:pPr>
+            <w:r>
+              <w:rPr>
+                <w:rFonts w:ascii="Times New Roman" w:hAnsi="Times New Roman" w:cs="Times New Roman" w:eastAsia="Times New Roman"/>
+                <w:b w:val="0"/>
+                <w:i w:val="0"/>
+                <w:sz w:val="24"/>
+              </w:rPr>
+              <w:t>5.12</w:t>
+            </w:r>
+          </w:p>
+        </w:tc>
+        <w:tc>
+          <w:tcPr>
+            <w:tcW w:type="dxa" w:w="2139"/>
+          </w:tcPr>
+          <w:p>
+            <w:pPr>
+              <w:spacing w:after="0" w:line="240" w:lineRule="auto"/>
+            </w:pPr>
+            <w:r>
+              <w:rPr>
+                <w:rFonts w:ascii="Times New Roman" w:hAnsi="Times New Roman" w:cs="Times New Roman" w:eastAsia="Times New Roman"/>
+                <w:b w:val="0"/>
+                <w:i w:val="0"/>
+                <w:sz w:val="24"/>
+              </w:rPr>
+              <w:t>13.0</w:t>
+            </w:r>
+          </w:p>
+        </w:tc>
+        <w:tc>
+          <w:tcPr>
+            <w:tcW w:type="dxa" w:w="2225"/>
+          </w:tcPr>
+          <w:p>
+            <w:pPr>
+              <w:spacing w:after="0" w:line="240" w:lineRule="auto"/>
+            </w:pPr>
+            <w:r>
+              <w:rPr>
+                <w:rFonts w:ascii="Times New Roman" w:hAnsi="Times New Roman" w:cs="Times New Roman" w:eastAsia="Times New Roman"/>
+                <w:b w:val="0"/>
+                <w:i w:val="0"/>
+                <w:sz w:val="24"/>
+              </w:rPr>
+              <w:t>13.3</w:t>
+            </w:r>
+          </w:p>
+        </w:tc>
+      </w:tr>
+      <w:tr>
+        <w:tc>
+          <w:tcPr>
+            <w:tcW w:type="dxa" w:w="1112"/>
+          </w:tcPr>
+          <w:p>
+            <w:pPr>
+              <w:spacing w:after="0" w:line="240" w:lineRule="auto"/>
+            </w:pPr>
+            <w:r>
+              <w:rPr>
+                <w:rFonts w:ascii="Times New Roman" w:hAnsi="Times New Roman" w:cs="Times New Roman" w:eastAsia="Times New Roman"/>
+                <w:b w:val="0"/>
+                <w:i w:val="0"/>
+                <w:sz w:val="24"/>
+              </w:rPr>
+              <w:t>48 (cận trên)</w:t>
+            </w:r>
+          </w:p>
+        </w:tc>
+        <w:tc>
+          <w:tcPr>
+            <w:tcW w:type="dxa" w:w="1027"/>
+          </w:tcPr>
+          <w:p>
+            <w:pPr>
+              <w:spacing w:after="0" w:line="240" w:lineRule="auto"/>
+            </w:pPr>
+            <w:r>
+              <w:rPr>
+                <w:rFonts w:ascii="Times New Roman" w:hAnsi="Times New Roman" w:cs="Times New Roman" w:eastAsia="Times New Roman"/>
+                <w:b w:val="0"/>
+                <w:i w:val="0"/>
+                <w:sz w:val="24"/>
+              </w:rPr>
+              <w:t>0</w:t>
+            </w:r>
+          </w:p>
+        </w:tc>
+        <w:tc>
+          <w:tcPr>
+            <w:tcW w:type="dxa" w:w="2567"/>
+          </w:tcPr>
+          <w:p>
+            <w:pPr>
+              <w:spacing w:after="0" w:line="240" w:lineRule="auto"/>
+            </w:pPr>
+            <w:r>
+              <w:rPr>
+                <w:rFonts w:ascii="Times New Roman" w:hAnsi="Times New Roman" w:cs="Times New Roman" w:eastAsia="Times New Roman"/>
+                <w:b w:val="0"/>
+                <w:i w:val="0"/>
+                <w:sz w:val="24"/>
+              </w:rPr>
+              <w:t>5.00</w:t>
+            </w:r>
+          </w:p>
+        </w:tc>
+        <w:tc>
+          <w:tcPr>
+            <w:tcW w:type="dxa" w:w="2139"/>
+          </w:tcPr>
+          <w:p>
+            <w:pPr>
+              <w:spacing w:after="0" w:line="240" w:lineRule="auto"/>
+            </w:pPr>
+            <w:r>
+              <w:rPr>
+                <w:rFonts w:ascii="Times New Roman" w:hAnsi="Times New Roman" w:cs="Times New Roman" w:eastAsia="Times New Roman"/>
+                <w:b w:val="0"/>
+                <w:i w:val="0"/>
+                <w:sz w:val="24"/>
+              </w:rPr>
+              <w:t>18.0</w:t>
+            </w:r>
+          </w:p>
+        </w:tc>
+        <w:tc>
+          <w:tcPr>
+            <w:tcW w:type="dxa" w:w="2225"/>
+          </w:tcPr>
+          <w:p>
+            <w:pPr>
+              <w:spacing w:after="0" w:line="240" w:lineRule="auto"/>
+            </w:pPr>
+            <w:r>
+              <w:rPr>
+                <w:rFonts w:ascii="Times New Roman" w:hAnsi="Times New Roman" w:cs="Times New Roman" w:eastAsia="Times New Roman"/>
+                <w:b w:val="0"/>
+                <w:i w:val="0"/>
+                <w:sz w:val="24"/>
+              </w:rPr>
+              <w:t>18.0</w:t>
+            </w:r>
+          </w:p>
+        </w:tc>
+      </w:tr>
+    </w:tbl>
+    <w:p>
+      <w:pPr>
+        <w:spacing w:after="0"/>
+      </w:pPr>
     </w:p>
     <w:p>
       <w:pPr>
@@ -16320,7 +18209,7 @@
           <w:i w:val="0"/>
           <w:sz w:val="26"/>
         </w:rPr>
-        <w:t xml:space="preserve"> giảm) không đổi; đỉnh mô-men cảm biến khi bẻ lái thay đổi dưới 1.5%; thời gian tăng của gia tốc ngang thay đổi dưới 2.5% ở 100 km/h, và tăng tới 14% ở 40 km/h với chiều dài nới lỏng 0.6 m. Như vậy độ trễ của lốp chủ yếu làm chậm đáp ứng của thân xe ở tốc độ thấp, còn mô-men trên tay lái gần như không bị ảnh hưởng.</w:t>
+        <w:t xml:space="preserve"> giảm) không đổi; đỉnh mô-men cảm biến khi bẻ lái thay đổi dưới 1.5%; thời gian tăng của gia tốc ngang thay đổi dưới 2.5% ở 100 km/h, và tăng tới 12% ở 40 km/h với chiều dài nới lỏng 0.6 m. Như vậy độ trễ của lốp chủ yếu làm chậm đáp ứng của thân xe ở tốc độ thấp, còn mô-men trên tay lái gần như không bị ảnh hưởng.</w:t>
       </w:r>
     </w:p>
     <w:p>
@@ -16702,36 +18591,7 @@
           <w:i w:val="0"/>
           <w:sz w:val="26"/>
         </w:rPr>
-        <w:t xml:space="preserve"> không đổi nên chỉ đúng khi vận tốc thay đổi chậm; mô hình một vệt không mô tả được mặt đường có hệ số bám khác nhau giữa hai bên bánh xe; mô-men trợ lực tác động tức thời, bỏ qua động học và giới hạn công suất của motor; mô-men phản hồi chỉ gồm pneumatic trail của bánh trước (độ lệch caster gộp vào </w:t>
-      </w:r>
-      <m:oMath>
-        <m:sSub>
-          <m:e>
-            <m:r>
-              <m:t xml:space="preserve">e</m:t>
-            </m:r>
-          </m:e>
-          <m:sub>
-            <m:r>
-              <m:t xml:space="preserve">p</m:t>
-            </m:r>
-            <m:r>
-              <m:rPr>
-                <m:sty m:val="p"/>
-              </m:rPr>
-              <m:t xml:space="preserve">0</m:t>
-            </m:r>
-          </m:sub>
-        </m:sSub>
-      </m:oMath>
-      <w:r>
-        <w:rPr>
-          <w:rFonts w:ascii="Times New Roman" w:hAnsi="Times New Roman" w:cs="Times New Roman" w:eastAsia="Times New Roman"/>
-          <w:b w:val="0"/>
-          <w:i w:val="0"/>
-          <w:sz w:val="26"/>
-        </w:rPr>
-        <w:t xml:space="preserve">), bỏ qua lực hồi vị do hình học trụ quay lái; </w:t>
+        <w:t xml:space="preserve"> không đổi nên chỉ đúng khi vận tốc thay đổi chậm; mô hình một vệt không mô tả được mặt đường có hệ số bám khác nhau giữa hai bên bánh xe; mô-men trợ lực tác động tức thời, bỏ qua động học và giới hạn công suất của motor; mô-men phản hồi chỉ gồm lực bên của bánh trước nhân cánh tay đòn caster cộng pneumatic trail, bỏ qua các lực hồi vị khác do hình học trụ quay lái (độ nghiêng ngang của trụ, ảnh hưởng của độ chụm và độ nghiêng bánh); </w:t>
       </w:r>
       <m:oMath>
         <m:r>
